--- a/Resume.docx
+++ b/Resume.docx
@@ -1,6 +1,6 @@
 
 <file path=word/document.xml><?xml version="1.0" encoding="utf-8"?>
-<w:document xmlns:wpc="http://schemas.microsoft.com/office/word/2010/wordprocessingCanvas" xmlns:cx="http://schemas.microsoft.com/office/drawing/2014/chartex" xmlns:cx1="http://schemas.microsoft.com/office/drawing/2015/9/8/chartex" xmlns:cx2="http://schemas.microsoft.com/office/drawing/2015/10/21/chartex" xmlns:cx3="http://schemas.microsoft.com/office/drawing/2016/5/9/chartex" xmlns:cx4="http://schemas.microsoft.com/office/drawing/2016/5/10/chartex" xmlns:cx5="http://schemas.microsoft.com/office/drawing/2016/5/11/chartex" xmlns:cx6="http://schemas.microsoft.com/office/drawing/2016/5/12/chartex" xmlns:cx7="http://schemas.microsoft.com/office/drawing/2016/5/13/chartex" xmlns:cx8="http://schemas.microsoft.com/office/drawing/2016/5/14/chartex" xmlns:mc="http://schemas.openxmlformats.org/markup-compatibility/2006" xmlns:aink="http://schemas.microsoft.com/office/drawing/2016/ink" xmlns:am3d="http://schemas.microsoft.com/office/drawing/2017/model3d" xmlns:o="urn:schemas-microsoft-com:office:office" xmlns:oel="http://schemas.microsoft.com/office/2019/extlst" xmlns:r="http://schemas.openxmlformats.org/officeDocument/2006/relationships" xmlns:m="http://schemas.openxmlformats.org/officeDocument/2006/math" xmlns:v="urn:schemas-microsoft-com:vml" xmlns:wp14="http://schemas.microsoft.com/office/word/2010/wordprocessingDrawing" xmlns:wp="http://schemas.openxmlformats.org/drawingml/2006/wordprocessingDrawing" xmlns:w10="urn:schemas-microsoft-com:office:word" xmlns:w="http://schemas.openxmlformats.org/wordprocessingml/2006/main" xmlns:w14="http://schemas.microsoft.com/office/word/2010/wordml" xmlns:w15="http://schemas.microsoft.com/office/word/2012/wordml" xmlns:w16cex="http://schemas.microsoft.com/office/word/2018/wordml/cex" xmlns:w16cid="http://schemas.microsoft.com/office/word/2016/wordml/cid" xmlns:w16="http://schemas.microsoft.com/office/word/2018/wordml" xmlns:w16sdtdh="http://schemas.microsoft.com/office/word/2020/wordml/sdtdatahash" xmlns:w16se="http://schemas.microsoft.com/office/word/2015/wordml/symex" xmlns:wpg="http://schemas.microsoft.com/office/word/2010/wordprocessingGroup" xmlns:wpi="http://schemas.microsoft.com/office/word/2010/wordprocessingInk" xmlns:wne="http://schemas.microsoft.com/office/word/2006/wordml" xmlns:wps="http://schemas.microsoft.com/office/word/2010/wordprocessingShape" mc:Ignorable="w14 w15 w16se w16cid w16 w16cex w16sdtdh wp14">
+<w:document xmlns:wpc="http://schemas.microsoft.com/office/word/2010/wordprocessingCanvas" xmlns:cx="http://schemas.microsoft.com/office/drawing/2014/chartex" xmlns:cx1="http://schemas.microsoft.com/office/drawing/2015/9/8/chartex" xmlns:cx2="http://schemas.microsoft.com/office/drawing/2015/10/21/chartex" xmlns:cx3="http://schemas.microsoft.com/office/drawing/2016/5/9/chartex" xmlns:cx4="http://schemas.microsoft.com/office/drawing/2016/5/10/chartex" xmlns:cx5="http://schemas.microsoft.com/office/drawing/2016/5/11/chartex" xmlns:cx6="http://schemas.microsoft.com/office/drawing/2016/5/12/chartex" xmlns:cx7="http://schemas.microsoft.com/office/drawing/2016/5/13/chartex" xmlns:cx8="http://schemas.microsoft.com/office/drawing/2016/5/14/chartex" xmlns:mc="http://schemas.openxmlformats.org/markup-compatibility/2006" xmlns:aink="http://schemas.microsoft.com/office/drawing/2016/ink" xmlns:am3d="http://schemas.microsoft.com/office/drawing/2017/model3d" xmlns:o="urn:schemas-microsoft-com:office:office" xmlns:oel="http://schemas.microsoft.com/office/2019/extlst" xmlns:r="http://schemas.openxmlformats.org/officeDocument/2006/relationships" xmlns:m="http://schemas.openxmlformats.org/officeDocument/2006/math" xmlns:v="urn:schemas-microsoft-com:vml" xmlns:wp14="http://schemas.microsoft.com/office/word/2010/wordprocessingDrawing" xmlns:wp="http://schemas.openxmlformats.org/drawingml/2006/wordprocessingDrawing" xmlns:w10="urn:schemas-microsoft-com:office:word" xmlns:w="http://schemas.openxmlformats.org/wordprocessingml/2006/main" xmlns:w14="http://schemas.microsoft.com/office/word/2010/wordml" xmlns:w15="http://schemas.microsoft.com/office/word/2012/wordml" xmlns:w16cex="http://schemas.microsoft.com/office/word/2018/wordml/cex" xmlns:w16cid="http://schemas.microsoft.com/office/word/2016/wordml/cid" xmlns:w16="http://schemas.microsoft.com/office/word/2018/wordml" xmlns:w16du="http://schemas.microsoft.com/office/word/2023/wordml/word16du" xmlns:w16sdtdh="http://schemas.microsoft.com/office/word/2020/wordml/sdtdatahash" xmlns:w16se="http://schemas.microsoft.com/office/word/2015/wordml/symex" xmlns:wpg="http://schemas.microsoft.com/office/word/2010/wordprocessingGroup" xmlns:wpi="http://schemas.microsoft.com/office/word/2010/wordprocessingInk" xmlns:wne="http://schemas.microsoft.com/office/word/2006/wordml" xmlns:wps="http://schemas.microsoft.com/office/word/2010/wordprocessingShape" mc:Ignorable="w14 w15 w16se w16cid w16 w16cex w16sdtdh w16du wp14">
   <w:body>
     <w:p>
       <w:pPr>
@@ -53,7 +53,11 @@
                           <w:p>
                             <w:pPr>
                               <w:ind w:left="0" w:firstLine="0"/>
+                              <w:jc w:val="right"/>
                             </w:pPr>
+                            <w:r>
+                              <w:t>70 Deer Hill Road</w:t>
+                            </w:r>
                           </w:p>
                           <w:p>
                             <w:pPr>
@@ -96,7 +100,11 @@
                     <w:p>
                       <w:pPr>
                         <w:ind w:left="0" w:firstLine="0"/>
+                        <w:jc w:val="right"/>
                       </w:pPr>
+                      <w:r>
+                        <w:t>70 Deer Hill Road</w:t>
+                      </w:r>
                     </w:p>
                     <w:p>
                       <w:pPr>
@@ -319,7 +327,7 @@
               </wp:anchor>
             </w:drawing>
           </mc:Choice>
-          <mc:Fallback xmlns:w16du="http://schemas.microsoft.com/office/word/2023/wordml/word16du">
+          <mc:Fallback>
             <w:pict>
               <v:group w14:anchorId="65F4B047" id="Group 2814" o:spid="_x0000_s1026" style="position:absolute;margin-left:57.6pt;margin-top:61.5pt;width:496.85pt;height:1.4pt;z-index:251658240;mso-position-horizontal-relative:page;mso-position-vertical-relative:page;mso-height-relative:margin" coordsize="63105,182" o:gfxdata="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">
                 <v:shape id="Shape 3481" o:spid="_x0000_s1027" style="position:absolute;width:42086;height:182;visibility:visible;mso-wrap-style:square;v-text-anchor:top" coordsize="4208653,18288" o:gfxdata="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" path="m,l4208653,r,18288l,18288,,e" fillcolor="black" stroked="f" strokeweight="0">
@@ -368,6 +376,8 @@
         <w:jc w:val="both"/>
         <w:rPr>
           <w:rStyle w:val="Hyperlink"/>
+          <w:color w:val="000000"/>
+          <w:u w:val="none"/>
         </w:rPr>
       </w:pPr>
       <w:r>
@@ -377,25 +387,31 @@
         <w:t>david33reese@gmail.com</w:t>
       </w:r>
       <w:r>
-        <w:t xml:space="preserve"> </w:t>
-      </w:r>
-      <w:r>
-        <w:t>| (</w:t>
-      </w:r>
-      <w:r>
-        <w:t>908) 581-9932</w:t>
-      </w:r>
-      <w:r>
-        <w:t xml:space="preserve"> |</w:t>
-      </w:r>
-      <w:r>
-        <w:t xml:space="preserve"> U.S. Citizen</w:t>
-      </w:r>
-      <w:r>
-        <w:t xml:space="preserve"> | </w:t>
-      </w:r>
-      <w:r>
-        <w:t>http://www.linkedin.com/in/davidreese3</w:t>
+        <w:t xml:space="preserve"> | (908) 581-9932 </w:t>
+      </w:r>
+      <w:r>
+        <w:t>| U.S. Citizen | G</w:t>
+      </w:r>
+      <w:r>
+        <w:t>it</w:t>
+      </w:r>
+      <w:r>
+        <w:t>H</w:t>
+      </w:r>
+      <w:r>
+        <w:t>ub</w:t>
+      </w:r>
+      <w:r>
+        <w:t xml:space="preserve">: </w:t>
+      </w:r>
+      <w:r>
+        <w:t>davidreese3</w:t>
+      </w:r>
+      <w:r>
+        <w:t xml:space="preserve"> | LinkedIn: </w:t>
+      </w:r>
+      <w:r>
+        <w:t>davidreese3</w:t>
       </w:r>
     </w:p>
     <w:p>
@@ -603,7 +619,37 @@
           <w:lang w:bidi="ar-SA"/>
         </w:rPr>
         <w:tab/>
-        <w:t xml:space="preserve">        Anticipated Graduation May 2025</w:t>
+        <w:t xml:space="preserve">       Anticipated Graduation May 2025</w:t>
+      </w:r>
+    </w:p>
+    <w:p>
+      <w:pPr>
+        <w:pStyle w:val="ListParagraph"/>
+        <w:numPr>
+          <w:ilvl w:val="0"/>
+          <w:numId w:val="33"/>
+        </w:numPr>
+        <w:spacing w:after="0" w:line="240" w:lineRule="auto"/>
+        <w:jc w:val="both"/>
+        <w:rPr>
+          <w:rFonts w:eastAsia="Cambria"/>
+          <w:i/>
+          <w:color w:val="auto"/>
+          <w:sz w:val="22"/>
+          <w:szCs w:val="22"/>
+          <w:lang w:bidi="ar-SA"/>
+        </w:rPr>
+      </w:pPr>
+      <w:r>
+        <w:rPr>
+          <w:rFonts w:eastAsia="Cambria"/>
+          <w:iCs/>
+          <w:color w:val="auto"/>
+          <w:sz w:val="22"/>
+          <w:szCs w:val="22"/>
+          <w:lang w:bidi="ar-SA"/>
+        </w:rPr>
+        <w:t>GPA: 3.67/4.00</w:t>
       </w:r>
     </w:p>
     <w:p>
@@ -844,7 +890,41 @@
           <w:szCs w:val="22"/>
           <w:lang w:bidi="ar-SA"/>
         </w:rPr>
-        <w:t>Anticipated Graduation May</w:t>
+        <w:tab/>
+      </w:r>
+      <w:r>
+        <w:rPr>
+          <w:rFonts w:eastAsia="Cambria"/>
+          <w:i/>
+          <w:color w:val="auto"/>
+          <w:sz w:val="22"/>
+          <w:szCs w:val="22"/>
+          <w:lang w:bidi="ar-SA"/>
+        </w:rPr>
+        <w:tab/>
+      </w:r>
+      <w:r>
+        <w:rPr>
+          <w:rFonts w:eastAsia="Cambria"/>
+          <w:i/>
+          <w:color w:val="auto"/>
+          <w:sz w:val="22"/>
+          <w:szCs w:val="22"/>
+          <w:lang w:bidi="ar-SA"/>
+        </w:rPr>
+        <w:tab/>
+        <w:t xml:space="preserve">      </w:t>
+      </w:r>
+      <w:r>
+        <w:rPr>
+          <w:rFonts w:eastAsia="Cambria"/>
+          <w:i/>
+          <w:color w:val="auto"/>
+          <w:sz w:val="22"/>
+          <w:szCs w:val="22"/>
+          <w:lang w:bidi="ar-SA"/>
+        </w:rPr>
+        <w:t>May</w:t>
       </w:r>
       <w:r>
         <w:rPr>
@@ -893,7 +973,7 @@
           <w:szCs w:val="21"/>
           <w:lang w:bidi="ar-SA"/>
         </w:rPr>
-        <w:t>Overall GPA: 3.</w:t>
+        <w:t>GPA: 3.</w:t>
       </w:r>
       <w:r>
         <w:rPr>
@@ -903,7 +983,7 @@
           <w:szCs w:val="21"/>
           <w:lang w:bidi="ar-SA"/>
         </w:rPr>
-        <w:t>64</w:t>
+        <w:t>6</w:t>
       </w:r>
       <w:r>
         <w:rPr>
@@ -913,7 +993,37 @@
           <w:szCs w:val="21"/>
           <w:lang w:bidi="ar-SA"/>
         </w:rPr>
-        <w:t xml:space="preserve">/4.00 </w:t>
+        <w:t>6</w:t>
+      </w:r>
+      <w:r>
+        <w:rPr>
+          <w:rFonts w:eastAsia="Cambria"/>
+          <w:color w:val="auto"/>
+          <w:sz w:val="21"/>
+          <w:szCs w:val="21"/>
+          <w:lang w:bidi="ar-SA"/>
+        </w:rPr>
+        <w:t>/4.00</w:t>
+      </w:r>
+      <w:r>
+        <w:rPr>
+          <w:rFonts w:eastAsia="Cambria"/>
+          <w:color w:val="auto"/>
+          <w:sz w:val="21"/>
+          <w:szCs w:val="21"/>
+          <w:lang w:bidi="ar-SA"/>
+        </w:rPr>
+        <w:t xml:space="preserve">, </w:t>
+      </w:r>
+      <w:r>
+        <w:rPr>
+          <w:rFonts w:eastAsia="Cambria"/>
+          <w:color w:val="auto"/>
+          <w:sz w:val="21"/>
+          <w:szCs w:val="21"/>
+          <w:lang w:bidi="ar-SA"/>
+        </w:rPr>
+        <w:t>Magna Cum Laude</w:t>
       </w:r>
     </w:p>
     <w:p>
@@ -940,776 +1050,36 @@
           <w:szCs w:val="21"/>
           <w:lang w:bidi="ar-SA"/>
         </w:rPr>
-        <w:t>Upsilon Pi Epsilon Honors Society, Dean’s List</w:t>
+        <w:t>Upsilon Pi Epsilon Honors Society</w:t>
+      </w:r>
+      <w:r>
+        <w:rPr>
+          <w:rFonts w:eastAsia="Cambria"/>
+          <w:color w:val="auto"/>
+          <w:sz w:val="21"/>
+          <w:szCs w:val="21"/>
+          <w:lang w:bidi="ar-SA"/>
+        </w:rPr>
+        <w:t xml:space="preserve"> Treasurer</w:t>
+      </w:r>
+      <w:r>
+        <w:rPr>
+          <w:rFonts w:eastAsia="Cambria"/>
+          <w:color w:val="auto"/>
+          <w:sz w:val="21"/>
+          <w:szCs w:val="21"/>
+          <w:lang w:bidi="ar-SA"/>
+        </w:rPr>
+        <w:t>, Dean’s List</w:t>
       </w:r>
     </w:p>
     <w:p>
       <w:pPr>
-        <w:ind w:left="0" w:firstLine="0"/>
-        <w:rPr>
-          <w:b/>
-          <w:bCs/>
-          <w:sz w:val="10"/>
-          <w:szCs w:val="10"/>
-          <w:lang w:bidi="ar-SA"/>
-        </w:rPr>
-      </w:pPr>
-    </w:p>
-    <w:p>
-      <w:pPr>
-        <w:ind w:left="0" w:firstLine="0"/>
-        <w:rPr>
-          <w:b/>
-          <w:bCs/>
-          <w:sz w:val="22"/>
-          <w:szCs w:val="22"/>
-          <w:u w:val="single"/>
-          <w:lang w:bidi="ar-SA"/>
-        </w:rPr>
-      </w:pPr>
-      <w:r>
-        <w:rPr>
-          <w:b/>
-          <w:bCs/>
-          <w:sz w:val="22"/>
-          <w:szCs w:val="22"/>
-          <w:u w:val="single"/>
-          <w:lang w:bidi="ar-SA"/>
-        </w:rPr>
-        <w:t>PROJECTS</w:t>
-      </w:r>
-    </w:p>
-    <w:p>
-      <w:pPr>
-        <w:pStyle w:val="ListParagraph"/>
-        <w:numPr>
-          <w:ilvl w:val="0"/>
-          <w:numId w:val="29"/>
-        </w:numPr>
-        <w:rPr>
-          <w:sz w:val="21"/>
-          <w:szCs w:val="21"/>
-          <w:lang w:bidi="ar-SA"/>
-        </w:rPr>
-      </w:pPr>
-      <w:r>
-        <w:rPr>
-          <w:sz w:val="21"/>
-          <w:szCs w:val="21"/>
-          <w:lang w:bidi="ar-SA"/>
-        </w:rPr>
-        <w:t>Webpage</w:t>
-      </w:r>
-      <w:r>
-        <w:rPr>
-          <w:sz w:val="21"/>
-          <w:szCs w:val="21"/>
-          <w:lang w:bidi="ar-SA"/>
-        </w:rPr>
-        <w:t xml:space="preserve"> Resume</w:t>
-      </w:r>
-    </w:p>
-    <w:p>
-      <w:pPr>
-        <w:pStyle w:val="ListParagraph"/>
-        <w:numPr>
-          <w:ilvl w:val="1"/>
-          <w:numId w:val="29"/>
-        </w:numPr>
-        <w:rPr>
-          <w:sz w:val="21"/>
-          <w:szCs w:val="21"/>
-          <w:lang w:bidi="ar-SA"/>
-        </w:rPr>
-      </w:pPr>
-      <w:r>
-        <w:rPr>
-          <w:sz w:val="21"/>
-          <w:szCs w:val="21"/>
-          <w:lang w:bidi="ar-SA"/>
-        </w:rPr>
-        <w:t xml:space="preserve">A webpage </w:t>
-      </w:r>
-      <w:r>
-        <w:rPr>
-          <w:sz w:val="21"/>
-          <w:szCs w:val="21"/>
-          <w:lang w:bidi="ar-SA"/>
-        </w:rPr>
-        <w:t>consisting</w:t>
-      </w:r>
-      <w:r>
-        <w:rPr>
-          <w:sz w:val="21"/>
-          <w:szCs w:val="21"/>
-          <w:lang w:bidi="ar-SA"/>
-        </w:rPr>
-        <w:t xml:space="preserve"> of five HTML pages to describe my resume, projects, and academic history</w:t>
-      </w:r>
-    </w:p>
-    <w:p>
-      <w:pPr>
-        <w:pStyle w:val="ListParagraph"/>
-        <w:numPr>
-          <w:ilvl w:val="1"/>
-          <w:numId w:val="29"/>
-        </w:numPr>
-        <w:rPr>
-          <w:sz w:val="21"/>
-          <w:szCs w:val="21"/>
-          <w:lang w:bidi="ar-SA"/>
-        </w:rPr>
-      </w:pPr>
-      <w:r>
-        <w:rPr>
-          <w:sz w:val="21"/>
-          <w:szCs w:val="21"/>
-          <w:lang w:bidi="ar-SA"/>
-        </w:rPr>
-        <w:t xml:space="preserve">Utilized </w:t>
-      </w:r>
-      <w:r>
-        <w:rPr>
-          <w:sz w:val="21"/>
-          <w:szCs w:val="21"/>
-          <w:lang w:bidi="ar-SA"/>
-        </w:rPr>
-        <w:t>JavaScript</w:t>
-      </w:r>
-      <w:r>
-        <w:rPr>
-          <w:sz w:val="21"/>
-          <w:szCs w:val="21"/>
-          <w:lang w:bidi="ar-SA"/>
-        </w:rPr>
-        <w:t xml:space="preserve"> to</w:t>
-      </w:r>
-      <w:r>
-        <w:rPr>
-          <w:sz w:val="21"/>
-          <w:szCs w:val="21"/>
-          <w:lang w:bidi="ar-SA"/>
-        </w:rPr>
-        <w:t xml:space="preserve"> reduces redundancy in </w:t>
-      </w:r>
-      <w:r>
-        <w:rPr>
-          <w:sz w:val="21"/>
-          <w:szCs w:val="21"/>
-          <w:lang w:bidi="ar-SA"/>
-        </w:rPr>
-        <w:t>webpage</w:t>
-      </w:r>
-      <w:r>
-        <w:rPr>
-          <w:sz w:val="21"/>
-          <w:szCs w:val="21"/>
-          <w:lang w:bidi="ar-SA"/>
-        </w:rPr>
-        <w:t xml:space="preserve">, </w:t>
-      </w:r>
-      <w:r>
-        <w:rPr>
-          <w:sz w:val="21"/>
-          <w:szCs w:val="21"/>
-          <w:lang w:bidi="ar-SA"/>
-        </w:rPr>
-        <w:t>and</w:t>
-      </w:r>
-      <w:r>
-        <w:rPr>
-          <w:sz w:val="21"/>
-          <w:szCs w:val="21"/>
-          <w:lang w:bidi="ar-SA"/>
-        </w:rPr>
-        <w:t xml:space="preserve"> CSS for styling</w:t>
-      </w:r>
-    </w:p>
-    <w:p>
-      <w:pPr>
-        <w:pStyle w:val="ListParagraph"/>
-        <w:numPr>
-          <w:ilvl w:val="0"/>
-          <w:numId w:val="29"/>
-        </w:numPr>
-        <w:rPr>
-          <w:sz w:val="21"/>
-          <w:szCs w:val="21"/>
-          <w:lang w:bidi="ar-SA"/>
-        </w:rPr>
-      </w:pPr>
-      <w:r>
-        <w:rPr>
-          <w:sz w:val="21"/>
-          <w:szCs w:val="21"/>
-          <w:lang w:bidi="ar-SA"/>
-        </w:rPr>
-        <w:t xml:space="preserve">CLI Group Chat with Client-Server Communication </w:t>
-      </w:r>
-    </w:p>
-    <w:p>
-      <w:pPr>
-        <w:pStyle w:val="ListParagraph"/>
-        <w:numPr>
-          <w:ilvl w:val="1"/>
-          <w:numId w:val="29"/>
-        </w:numPr>
-        <w:rPr>
-          <w:sz w:val="21"/>
-          <w:szCs w:val="21"/>
-          <w:lang w:bidi="ar-SA"/>
-        </w:rPr>
-      </w:pPr>
-      <w:r>
-        <w:rPr>
-          <w:sz w:val="21"/>
-          <w:szCs w:val="21"/>
-          <w:lang w:bidi="ar-SA"/>
-        </w:rPr>
-        <w:t xml:space="preserve">Allowed multiple users to create accounts and log in to </w:t>
-      </w:r>
-      <w:r>
-        <w:rPr>
-          <w:sz w:val="21"/>
-          <w:szCs w:val="21"/>
-          <w:lang w:bidi="ar-SA"/>
-        </w:rPr>
-        <w:t xml:space="preserve">the </w:t>
-      </w:r>
-      <w:r>
-        <w:rPr>
-          <w:sz w:val="21"/>
-          <w:szCs w:val="21"/>
-          <w:lang w:bidi="ar-SA"/>
-        </w:rPr>
-        <w:t>application via FreeBSD Unix server</w:t>
-      </w:r>
-    </w:p>
-    <w:p>
-      <w:pPr>
-        <w:pStyle w:val="ListParagraph"/>
-        <w:numPr>
-          <w:ilvl w:val="1"/>
-          <w:numId w:val="29"/>
-        </w:numPr>
-        <w:rPr>
-          <w:sz w:val="21"/>
-          <w:szCs w:val="21"/>
-          <w:lang w:bidi="ar-SA"/>
-        </w:rPr>
-      </w:pPr>
-      <w:r>
-        <w:rPr>
-          <w:sz w:val="21"/>
-          <w:szCs w:val="21"/>
-          <w:lang w:bidi="ar-SA"/>
-        </w:rPr>
-        <w:t>Users could create, join, or leave a group and concurrently send and receive messages via posix threads in C</w:t>
-      </w:r>
-    </w:p>
-    <w:p>
-      <w:pPr>
-        <w:pStyle w:val="ListParagraph"/>
-        <w:numPr>
-          <w:ilvl w:val="0"/>
-          <w:numId w:val="29"/>
-        </w:numPr>
-        <w:rPr>
-          <w:sz w:val="21"/>
-          <w:szCs w:val="21"/>
-          <w:lang w:bidi="ar-SA"/>
-        </w:rPr>
-      </w:pPr>
-      <w:r>
-        <w:rPr>
-          <w:sz w:val="21"/>
-          <w:szCs w:val="21"/>
-          <w:lang w:bidi="ar-SA"/>
-        </w:rPr>
-        <w:t>Java-PostgreSQL Database Communication Application</w:t>
-      </w:r>
-    </w:p>
-    <w:p>
-      <w:pPr>
-        <w:pStyle w:val="ListParagraph"/>
-        <w:numPr>
-          <w:ilvl w:val="1"/>
-          <w:numId w:val="29"/>
-        </w:numPr>
-        <w:rPr>
-          <w:sz w:val="21"/>
-          <w:szCs w:val="21"/>
-          <w:lang w:bidi="ar-SA"/>
-        </w:rPr>
-      </w:pPr>
-      <w:r>
-        <w:rPr>
-          <w:sz w:val="21"/>
-          <w:szCs w:val="21"/>
-          <w:lang w:bidi="ar-SA"/>
-        </w:rPr>
-        <w:t>Allowed user to connect to a PostgreSQL database through a Java application</w:t>
-      </w:r>
-    </w:p>
-    <w:p>
-      <w:pPr>
-        <w:pStyle w:val="ListParagraph"/>
-        <w:numPr>
-          <w:ilvl w:val="1"/>
-          <w:numId w:val="29"/>
-        </w:numPr>
-        <w:rPr>
-          <w:sz w:val="21"/>
-          <w:szCs w:val="21"/>
-          <w:lang w:bidi="ar-SA"/>
-        </w:rPr>
-      </w:pPr>
-      <w:r>
-        <w:rPr>
-          <w:sz w:val="21"/>
-          <w:szCs w:val="21"/>
-          <w:lang w:bidi="ar-SA"/>
-        </w:rPr>
-        <w:t>Users could get formatted information and update the database</w:t>
-      </w:r>
-    </w:p>
-    <w:p>
-      <w:pPr>
-        <w:pStyle w:val="ListParagraph"/>
-        <w:numPr>
-          <w:ilvl w:val="0"/>
-          <w:numId w:val="29"/>
-        </w:numPr>
-        <w:rPr>
-          <w:sz w:val="21"/>
-          <w:szCs w:val="21"/>
-          <w:lang w:bidi="ar-SA"/>
-        </w:rPr>
-      </w:pPr>
-      <w:r>
-        <w:rPr>
-          <w:sz w:val="21"/>
-          <w:szCs w:val="21"/>
-          <w:lang w:bidi="ar-SA"/>
-        </w:rPr>
-        <w:t xml:space="preserve">Nand2Tetris Java Assembler for Assembly Language to Binary </w:t>
-      </w:r>
-    </w:p>
-    <w:p>
-      <w:pPr>
-        <w:pStyle w:val="ListParagraph"/>
-        <w:numPr>
-          <w:ilvl w:val="1"/>
-          <w:numId w:val="29"/>
-        </w:numPr>
-        <w:rPr>
-          <w:sz w:val="21"/>
-          <w:szCs w:val="21"/>
-          <w:lang w:bidi="ar-SA"/>
-        </w:rPr>
-      </w:pPr>
-      <w:r>
-        <w:rPr>
-          <w:sz w:val="21"/>
-          <w:szCs w:val="21"/>
-          <w:lang w:bidi="ar-SA"/>
-        </w:rPr>
-        <w:t xml:space="preserve">A two-pass assembler comprised of four Java classes that allowed users to </w:t>
-      </w:r>
-      <w:r>
-        <w:rPr>
-          <w:sz w:val="21"/>
-          <w:szCs w:val="21"/>
-          <w:lang w:bidi="ar-SA"/>
-        </w:rPr>
-        <w:t>input</w:t>
-      </w:r>
-      <w:r>
-        <w:rPr>
-          <w:sz w:val="21"/>
-          <w:szCs w:val="21"/>
-          <w:lang w:bidi="ar-SA"/>
-        </w:rPr>
-        <w:t xml:space="preserve"> an .asm file</w:t>
-      </w:r>
-    </w:p>
-    <w:p>
-      <w:pPr>
-        <w:pStyle w:val="ListParagraph"/>
-        <w:numPr>
-          <w:ilvl w:val="1"/>
-          <w:numId w:val="29"/>
-        </w:numPr>
-        <w:rPr>
-          <w:sz w:val="21"/>
-          <w:szCs w:val="21"/>
-          <w:lang w:bidi="ar-SA"/>
-        </w:rPr>
-      </w:pPr>
-      <w:r>
-        <w:rPr>
-          <w:sz w:val="21"/>
-          <w:szCs w:val="21"/>
-          <w:lang w:bidi="ar-SA"/>
-        </w:rPr>
-        <w:t>The program outputs a .hack file with the translated binary values via PrintWriter</w:t>
-      </w:r>
-    </w:p>
-    <w:p>
-      <w:pPr>
-        <w:pStyle w:val="ListParagraph"/>
-        <w:numPr>
-          <w:ilvl w:val="0"/>
-          <w:numId w:val="29"/>
-        </w:numPr>
-        <w:rPr>
-          <w:sz w:val="21"/>
-          <w:szCs w:val="21"/>
-          <w:lang w:bidi="ar-SA"/>
-        </w:rPr>
-      </w:pPr>
-      <w:r>
-        <w:rPr>
-          <w:sz w:val="21"/>
-          <w:szCs w:val="21"/>
-          <w:lang w:bidi="ar-SA"/>
-        </w:rPr>
-        <w:t>Multi-Threaded Job Scheduler for Unix</w:t>
-      </w:r>
-    </w:p>
-    <w:p>
-      <w:pPr>
-        <w:pStyle w:val="ListParagraph"/>
-        <w:numPr>
-          <w:ilvl w:val="1"/>
-          <w:numId w:val="29"/>
-        </w:numPr>
-        <w:rPr>
-          <w:sz w:val="21"/>
-          <w:szCs w:val="21"/>
-          <w:lang w:bidi="ar-SA"/>
-        </w:rPr>
-      </w:pPr>
-      <w:r>
-        <w:rPr>
-          <w:sz w:val="21"/>
-          <w:szCs w:val="21"/>
-          <w:lang w:bidi="ar-SA"/>
-        </w:rPr>
-        <w:t>This program operates in a command line interface on a FreeBSD Unix server</w:t>
-      </w:r>
-    </w:p>
-    <w:p>
-      <w:pPr>
-        <w:pStyle w:val="ListParagraph"/>
-        <w:numPr>
-          <w:ilvl w:val="1"/>
-          <w:numId w:val="29"/>
-        </w:numPr>
-        <w:rPr>
-          <w:sz w:val="21"/>
-          <w:szCs w:val="21"/>
-          <w:lang w:bidi="ar-SA"/>
-        </w:rPr>
-      </w:pPr>
-      <w:r>
-        <w:rPr>
-          <w:sz w:val="21"/>
-          <w:szCs w:val="21"/>
-          <w:lang w:bidi="ar-SA"/>
-        </w:rPr>
-        <w:t xml:space="preserve">Posix threads are utilized to run simultaneous </w:t>
-      </w:r>
-      <w:r>
-        <w:rPr>
-          <w:sz w:val="21"/>
-          <w:szCs w:val="21"/>
-          <w:lang w:bidi="ar-SA"/>
-        </w:rPr>
-        <w:t>scheduler</w:t>
-      </w:r>
-      <w:r>
-        <w:rPr>
-          <w:sz w:val="21"/>
-          <w:szCs w:val="21"/>
-          <w:lang w:bidi="ar-SA"/>
-        </w:rPr>
-        <w:t xml:space="preserve"> and executer algorithms</w:t>
-      </w:r>
-    </w:p>
-    <w:p>
-      <w:pPr>
-        <w:rPr>
-          <w:sz w:val="10"/>
-          <w:szCs w:val="10"/>
-          <w:lang w:bidi="ar-SA"/>
-        </w:rPr>
-      </w:pPr>
-    </w:p>
-    <w:p>
-      <w:pPr>
-        <w:ind w:left="0" w:firstLine="0"/>
-        <w:rPr>
-          <w:b/>
-          <w:bCs/>
-          <w:sz w:val="22"/>
-          <w:szCs w:val="22"/>
-          <w:u w:val="single"/>
-          <w:lang w:bidi="ar-SA"/>
-        </w:rPr>
-      </w:pPr>
-      <w:r>
-        <w:rPr>
-          <w:b/>
-          <w:bCs/>
-          <w:sz w:val="22"/>
-          <w:szCs w:val="22"/>
-          <w:u w:val="single"/>
-          <w:lang w:bidi="ar-SA"/>
-        </w:rPr>
-        <w:t>SKILLS AND TOOLS</w:t>
-      </w:r>
-    </w:p>
-    <w:p>
-      <w:pPr>
-        <w:pStyle w:val="ListParagraph"/>
-        <w:numPr>
-          <w:ilvl w:val="0"/>
-          <w:numId w:val="22"/>
-        </w:numPr>
-        <w:rPr>
-          <w:b/>
-          <w:bCs/>
-          <w:sz w:val="21"/>
-          <w:szCs w:val="21"/>
-          <w:lang w:bidi="ar-SA"/>
-        </w:rPr>
-      </w:pPr>
-      <w:r>
-        <w:rPr>
-          <w:b/>
-          <w:bCs/>
-          <w:sz w:val="21"/>
-          <w:szCs w:val="21"/>
-          <w:lang w:bidi="ar-SA"/>
-        </w:rPr>
-        <w:t xml:space="preserve">Program Languages: </w:t>
-      </w:r>
-      <w:r>
-        <w:rPr>
-          <w:sz w:val="21"/>
-          <w:szCs w:val="21"/>
-          <w:lang w:bidi="ar-SA"/>
-        </w:rPr>
-        <w:t>Java, C, Python</w:t>
-      </w:r>
-    </w:p>
-    <w:p>
-      <w:pPr>
-        <w:pStyle w:val="ListParagraph"/>
-        <w:numPr>
-          <w:ilvl w:val="0"/>
-          <w:numId w:val="22"/>
-        </w:numPr>
-        <w:rPr>
-          <w:b/>
-          <w:bCs/>
-          <w:sz w:val="21"/>
-          <w:szCs w:val="21"/>
-          <w:lang w:bidi="ar-SA"/>
-        </w:rPr>
-      </w:pPr>
-      <w:r>
-        <w:rPr>
-          <w:b/>
-          <w:bCs/>
-          <w:sz w:val="21"/>
-          <w:szCs w:val="21"/>
-          <w:lang w:bidi="ar-SA"/>
-        </w:rPr>
-        <w:t>Web:</w:t>
-      </w:r>
-      <w:r>
-        <w:rPr>
-          <w:sz w:val="21"/>
-          <w:szCs w:val="21"/>
-          <w:lang w:bidi="ar-SA"/>
-        </w:rPr>
-        <w:t xml:space="preserve"> HTML, CSS, JavaScript</w:t>
-      </w:r>
-    </w:p>
-    <w:p>
-      <w:pPr>
-        <w:pStyle w:val="ListParagraph"/>
-        <w:numPr>
-          <w:ilvl w:val="0"/>
-          <w:numId w:val="22"/>
-        </w:numPr>
-        <w:rPr>
-          <w:b/>
-          <w:bCs/>
-          <w:sz w:val="21"/>
-          <w:szCs w:val="21"/>
-          <w:lang w:bidi="ar-SA"/>
-        </w:rPr>
-      </w:pPr>
-      <w:r>
-        <w:rPr>
-          <w:b/>
-          <w:bCs/>
-          <w:sz w:val="21"/>
-          <w:szCs w:val="21"/>
-          <w:lang w:bidi="ar-SA"/>
-        </w:rPr>
-        <w:t>Database:</w:t>
-      </w:r>
-      <w:r>
-        <w:rPr>
-          <w:sz w:val="21"/>
-          <w:szCs w:val="21"/>
-          <w:lang w:bidi="ar-SA"/>
-        </w:rPr>
-        <w:t xml:space="preserve"> PostgreSQL</w:t>
-      </w:r>
-      <w:r>
-        <w:rPr>
-          <w:sz w:val="21"/>
-          <w:szCs w:val="21"/>
-          <w:lang w:bidi="ar-SA"/>
-        </w:rPr>
-        <w:t>, Oracle SQL</w:t>
-      </w:r>
-    </w:p>
-    <w:p>
-      <w:pPr>
-        <w:pStyle w:val="ListParagraph"/>
-        <w:numPr>
-          <w:ilvl w:val="0"/>
-          <w:numId w:val="22"/>
-        </w:numPr>
-        <w:rPr>
-          <w:b/>
-          <w:bCs/>
-          <w:sz w:val="21"/>
-          <w:szCs w:val="21"/>
-          <w:lang w:bidi="ar-SA"/>
-        </w:rPr>
-      </w:pPr>
-      <w:r>
-        <w:rPr>
-          <w:b/>
-          <w:bCs/>
-          <w:sz w:val="21"/>
-          <w:szCs w:val="21"/>
-          <w:lang w:bidi="ar-SA"/>
-        </w:rPr>
-        <w:t>Tools:</w:t>
-      </w:r>
-      <w:r>
-        <w:rPr>
-          <w:sz w:val="21"/>
-          <w:szCs w:val="21"/>
-          <w:lang w:bidi="ar-SA"/>
-        </w:rPr>
-        <w:t xml:space="preserve"> </w:t>
-      </w:r>
-      <w:r>
-        <w:rPr>
-          <w:sz w:val="21"/>
-          <w:szCs w:val="21"/>
-          <w:lang w:bidi="ar-SA"/>
-        </w:rPr>
-        <w:t xml:space="preserve">Git, </w:t>
-      </w:r>
-      <w:r>
-        <w:rPr>
-          <w:sz w:val="21"/>
-          <w:szCs w:val="21"/>
-          <w:lang w:bidi="ar-SA"/>
-        </w:rPr>
-        <w:t>Git</w:t>
-      </w:r>
-      <w:r>
-        <w:rPr>
-          <w:sz w:val="21"/>
-          <w:szCs w:val="21"/>
-          <w:lang w:bidi="ar-SA"/>
-        </w:rPr>
-        <w:t>Lab, Eclipse,</w:t>
-      </w:r>
-      <w:r>
-        <w:rPr>
-          <w:sz w:val="21"/>
-          <w:szCs w:val="21"/>
-          <w:lang w:bidi="ar-SA"/>
-        </w:rPr>
-        <w:t xml:space="preserve"> Visual Studio Code, PuTTY, FileZilla</w:t>
-      </w:r>
-      <w:r>
-        <w:rPr>
-          <w:sz w:val="21"/>
-          <w:szCs w:val="21"/>
-          <w:lang w:bidi="ar-SA"/>
-        </w:rPr>
-        <w:t xml:space="preserve"> </w:t>
-      </w:r>
-    </w:p>
-    <w:p>
-      <w:pPr>
-        <w:pStyle w:val="ListParagraph"/>
-        <w:numPr>
-          <w:ilvl w:val="0"/>
-          <w:numId w:val="22"/>
-        </w:numPr>
-        <w:rPr>
-          <w:b/>
-          <w:bCs/>
-          <w:sz w:val="21"/>
-          <w:szCs w:val="21"/>
-          <w:lang w:bidi="ar-SA"/>
-        </w:rPr>
-      </w:pPr>
-      <w:r>
-        <w:rPr>
-          <w:b/>
-          <w:bCs/>
-          <w:sz w:val="21"/>
-          <w:szCs w:val="21"/>
-          <w:lang w:bidi="ar-SA"/>
-        </w:rPr>
-        <w:t>Other:</w:t>
-      </w:r>
-      <w:r>
-        <w:rPr>
-          <w:sz w:val="21"/>
-          <w:szCs w:val="21"/>
-          <w:lang w:bidi="ar-SA"/>
-        </w:rPr>
-        <w:t xml:space="preserve"> </w:t>
-      </w:r>
-      <w:r>
-        <w:rPr>
-          <w:sz w:val="21"/>
-          <w:szCs w:val="21"/>
-          <w:lang w:bidi="ar-SA"/>
-        </w:rPr>
-        <w:t xml:space="preserve">Visual Basic (VBA), </w:t>
-      </w:r>
-      <w:r>
-        <w:rPr>
-          <w:sz w:val="21"/>
-          <w:szCs w:val="21"/>
-          <w:lang w:bidi="ar-SA"/>
-        </w:rPr>
-        <w:t>Microsoft Office, Google Workspace</w:t>
-      </w:r>
-    </w:p>
-    <w:p>
-      <w:pPr>
-        <w:ind w:left="0" w:firstLine="0"/>
-        <w:rPr>
-          <w:b/>
-          <w:bCs/>
+        <w:spacing w:line="240" w:lineRule="auto"/>
+        <w:contextualSpacing/>
+        <w:rPr>
+          <w:rFonts w:eastAsia="Cambria"/>
+          <w:color w:val="auto"/>
           <w:sz w:val="10"/>
           <w:szCs w:val="10"/>
           <w:lang w:bidi="ar-SA"/>
@@ -1753,7 +1123,7 @@
           <w:sz w:val="22"/>
           <w:szCs w:val="22"/>
         </w:rPr>
-        <w:t xml:space="preserve">The University of Scranton Computing Sciences Department </w:t>
+        <w:t>The University of Scranton</w:t>
       </w:r>
       <w:r>
         <w:rPr>
@@ -1789,7 +1159,7 @@
           <w:szCs w:val="22"/>
           <w:u w:val="none"/>
         </w:rPr>
-        <w:t xml:space="preserve">Graduate Teaching Assistant </w:t>
+        <w:t xml:space="preserve">Computer Science </w:t>
       </w:r>
       <w:r>
         <w:rPr>
@@ -1801,19 +1171,7 @@
           <w:szCs w:val="22"/>
           <w:u w:val="none"/>
         </w:rPr>
-        <w:tab/>
-      </w:r>
-      <w:r>
-        <w:rPr>
-          <w:b w:val="0"/>
-          <w:bCs/>
-          <w:i/>
-          <w:iCs/>
-          <w:sz w:val="22"/>
-          <w:szCs w:val="22"/>
-          <w:u w:val="none"/>
-        </w:rPr>
-        <w:tab/>
+        <w:t xml:space="preserve">Graduate Teaching Assistant </w:t>
       </w:r>
       <w:r>
         <w:rPr>
@@ -1872,15 +1230,7 @@
           <w:szCs w:val="21"/>
           <w:lang w:bidi="ar-SA"/>
         </w:rPr>
-        <w:t>Teach and f</w:t>
-      </w:r>
-      <w:r>
-        <w:rPr>
-          <w:sz w:val="21"/>
-          <w:szCs w:val="21"/>
-          <w:lang w:bidi="ar-SA"/>
-        </w:rPr>
-        <w:t>acilitate</w:t>
+        <w:t>Teach and facilitate</w:t>
       </w:r>
       <w:r>
         <w:rPr>
@@ -1950,39 +1300,7 @@
           <w:szCs w:val="21"/>
           <w:lang w:bidi="ar-SA"/>
         </w:rPr>
-        <w:t>from</w:t>
-      </w:r>
-      <w:r>
-        <w:rPr>
-          <w:sz w:val="21"/>
-          <w:szCs w:val="21"/>
-          <w:lang w:bidi="ar-SA"/>
-        </w:rPr>
-        <w:t xml:space="preserve"> undergraduate </w:t>
-      </w:r>
-      <w:r>
-        <w:rPr>
-          <w:sz w:val="21"/>
-          <w:szCs w:val="21"/>
-          <w:lang w:bidi="ar-SA"/>
-        </w:rPr>
-        <w:t>c</w:t>
-      </w:r>
-      <w:r>
-        <w:rPr>
-          <w:sz w:val="21"/>
-          <w:szCs w:val="21"/>
-          <w:lang w:bidi="ar-SA"/>
-        </w:rPr>
-        <w:t xml:space="preserve">omputer science </w:t>
-      </w:r>
-      <w:r>
-        <w:rPr>
-          <w:sz w:val="21"/>
-          <w:szCs w:val="21"/>
-          <w:lang w:bidi="ar-SA"/>
-        </w:rPr>
-        <w:t>lectures</w:t>
+        <w:t>from undergraduate computer science lectures</w:t>
       </w:r>
     </w:p>
     <w:p>
@@ -2004,75 +1322,65 @@
           <w:szCs w:val="21"/>
           <w:lang w:bidi="ar-SA"/>
         </w:rPr>
-        <w:t>Collaborate with</w:t>
-      </w:r>
-      <w:r>
-        <w:rPr>
-          <w:sz w:val="21"/>
-          <w:szCs w:val="21"/>
-          <w:lang w:bidi="ar-SA"/>
-        </w:rPr>
-        <w:t xml:space="preserve"> faculty </w:t>
-      </w:r>
-      <w:r>
-        <w:rPr>
-          <w:sz w:val="21"/>
-          <w:szCs w:val="21"/>
-          <w:lang w:bidi="ar-SA"/>
-        </w:rPr>
-        <w:t>to teach</w:t>
-      </w:r>
-      <w:r>
-        <w:rPr>
-          <w:sz w:val="21"/>
-          <w:szCs w:val="21"/>
-          <w:lang w:bidi="ar-SA"/>
-        </w:rPr>
-        <w:t xml:space="preserve"> </w:t>
-      </w:r>
-      <w:r>
-        <w:rPr>
-          <w:sz w:val="21"/>
-          <w:szCs w:val="21"/>
-          <w:lang w:bidi="ar-SA"/>
-        </w:rPr>
-        <w:t xml:space="preserve">undergraduate </w:t>
-      </w:r>
-      <w:r>
-        <w:rPr>
-          <w:sz w:val="21"/>
-          <w:szCs w:val="21"/>
-          <w:lang w:bidi="ar-SA"/>
-        </w:rPr>
-        <w:t xml:space="preserve">lectures, </w:t>
-      </w:r>
-      <w:r>
-        <w:rPr>
-          <w:sz w:val="21"/>
-          <w:szCs w:val="21"/>
-          <w:lang w:bidi="ar-SA"/>
-        </w:rPr>
-        <w:t>proctor tests</w:t>
-      </w:r>
-      <w:r>
-        <w:rPr>
-          <w:sz w:val="21"/>
-          <w:szCs w:val="21"/>
-          <w:lang w:bidi="ar-SA"/>
-        </w:rPr>
-        <w:t xml:space="preserve">, and </w:t>
-      </w:r>
-      <w:r>
-        <w:rPr>
-          <w:sz w:val="21"/>
-          <w:szCs w:val="21"/>
-          <w:lang w:bidi="ar-SA"/>
-        </w:rPr>
-        <w:t>facilitate drop-in tutoring</w:t>
+        <w:t>Collaborate with faculty to teach undergraduate lectures, proctor tests, and facilitate drop-in tutoring</w:t>
       </w:r>
     </w:p>
     <w:p>
       <w:pPr>
+        <w:pStyle w:val="ListParagraph"/>
+        <w:numPr>
+          <w:ilvl w:val="0"/>
+          <w:numId w:val="23"/>
+        </w:numPr>
+        <w:rPr>
+          <w:sz w:val="21"/>
+          <w:szCs w:val="21"/>
+          <w:lang w:bidi="ar-SA"/>
+        </w:rPr>
+      </w:pPr>
+      <w:r>
+        <w:rPr>
+          <w:sz w:val="21"/>
+          <w:szCs w:val="21"/>
+          <w:lang w:bidi="ar-SA"/>
+        </w:rPr>
+        <w:t xml:space="preserve">Oversee </w:t>
+      </w:r>
+      <w:r>
+        <w:rPr>
+          <w:sz w:val="21"/>
+          <w:szCs w:val="21"/>
+          <w:lang w:bidi="ar-SA"/>
+        </w:rPr>
+        <w:t>c</w:t>
+      </w:r>
+      <w:r>
+        <w:rPr>
+          <w:sz w:val="21"/>
+          <w:szCs w:val="21"/>
+          <w:lang w:bidi="ar-SA"/>
+        </w:rPr>
+        <w:t xml:space="preserve">omputer </w:t>
+      </w:r>
+      <w:r>
+        <w:rPr>
+          <w:sz w:val="21"/>
+          <w:szCs w:val="21"/>
+          <w:lang w:bidi="ar-SA"/>
+        </w:rPr>
+        <w:t>s</w:t>
+      </w:r>
+      <w:r>
+        <w:rPr>
+          <w:sz w:val="21"/>
+          <w:szCs w:val="21"/>
+          <w:lang w:bidi="ar-SA"/>
+        </w:rPr>
+        <w:t>cience colloquia meetings by recording sessions and coordinating grading among GTAs</w:t>
+      </w:r>
+    </w:p>
+    <w:p>
+      <w:pPr>
         <w:ind w:left="0" w:firstLine="0"/>
         <w:rPr>
           <w:sz w:val="10"/>
@@ -2110,7 +1418,7 @@
           <w:szCs w:val="22"/>
           <w:lang w:bidi="ar-SA"/>
         </w:rPr>
-        <w:t xml:space="preserve"> (SIG)</w:t>
+        <w:tab/>
       </w:r>
       <w:r>
         <w:rPr>
@@ -2264,27 +1572,7 @@
           <w:lang w:bidi="ar-SA"/>
         </w:rPr>
         <w:tab/>
-        <w:t xml:space="preserve">         June 2023</w:t>
-      </w:r>
-      <w:r>
-        <w:rPr>
-          <w:i/>
-          <w:iCs/>
-          <w:sz w:val="22"/>
-          <w:szCs w:val="22"/>
-          <w:lang w:bidi="ar-SA"/>
-        </w:rPr>
-        <w:t xml:space="preserve"> – </w:t>
-      </w:r>
-      <w:r>
-        <w:rPr>
-          <w:i/>
-          <w:iCs/>
-          <w:sz w:val="22"/>
-          <w:szCs w:val="22"/>
-          <w:lang w:bidi="ar-SA"/>
-        </w:rPr>
-        <w:t>August 2023</w:t>
+        <w:t xml:space="preserve">         June 2023 – August 2023</w:t>
       </w:r>
     </w:p>
     <w:p>
@@ -2317,15 +1605,7 @@
           <w:sz w:val="21"/>
           <w:szCs w:val="21"/>
         </w:rPr>
-        <w:t>processes</w:t>
-      </w:r>
-      <w:r>
-        <w:rPr>
-          <w:bCs/>
-          <w:sz w:val="21"/>
-          <w:szCs w:val="21"/>
-        </w:rPr>
-        <w:t xml:space="preserve"> via Python, SQL, and VBA</w:t>
+        <w:t>processes via Python, SQL, and VBA</w:t>
       </w:r>
     </w:p>
     <w:p>
@@ -2348,7 +1628,31 @@
           <w:sz w:val="21"/>
           <w:szCs w:val="21"/>
         </w:rPr>
-        <w:t>Studied options trading, firm-related technology, and operations team functions in company-led classes</w:t>
+        <w:t xml:space="preserve">Created a VBA program to </w:t>
+      </w:r>
+      <w:r>
+        <w:rPr>
+          <w:bCs/>
+          <w:sz w:val="21"/>
+          <w:szCs w:val="21"/>
+        </w:rPr>
+        <w:t xml:space="preserve">retrieve </w:t>
+      </w:r>
+      <w:r>
+        <w:rPr>
+          <w:bCs/>
+          <w:sz w:val="21"/>
+          <w:szCs w:val="21"/>
+        </w:rPr>
+        <w:t>and organize data from Excel files and databases</w:t>
+      </w:r>
+      <w:r>
+        <w:rPr>
+          <w:bCs/>
+          <w:sz w:val="21"/>
+          <w:szCs w:val="21"/>
+        </w:rPr>
+        <w:t xml:space="preserve"> from specified input</w:t>
       </w:r>
     </w:p>
     <w:p>
@@ -2371,71 +1675,7 @@
           <w:sz w:val="21"/>
           <w:szCs w:val="21"/>
         </w:rPr>
-        <w:t xml:space="preserve">Created </w:t>
-      </w:r>
-      <w:r>
-        <w:rPr>
-          <w:bCs/>
-          <w:sz w:val="21"/>
-          <w:szCs w:val="21"/>
-        </w:rPr>
-        <w:t xml:space="preserve">a </w:t>
-      </w:r>
-      <w:r>
-        <w:rPr>
-          <w:bCs/>
-          <w:sz w:val="21"/>
-          <w:szCs w:val="21"/>
-        </w:rPr>
-        <w:t xml:space="preserve">VBA program </w:t>
-      </w:r>
-      <w:r>
-        <w:rPr>
-          <w:bCs/>
-          <w:sz w:val="21"/>
-          <w:szCs w:val="21"/>
-        </w:rPr>
-        <w:t xml:space="preserve">to </w:t>
-      </w:r>
-      <w:r>
-        <w:rPr>
-          <w:bCs/>
-          <w:sz w:val="21"/>
-          <w:szCs w:val="21"/>
-        </w:rPr>
-        <w:t xml:space="preserve">retrieve </w:t>
-      </w:r>
-      <w:r>
-        <w:rPr>
-          <w:bCs/>
-          <w:sz w:val="21"/>
-          <w:szCs w:val="21"/>
-        </w:rPr>
-        <w:t xml:space="preserve">and organize data </w:t>
-      </w:r>
-      <w:r>
-        <w:rPr>
-          <w:bCs/>
-          <w:sz w:val="21"/>
-          <w:szCs w:val="21"/>
-        </w:rPr>
-        <w:t xml:space="preserve">from numerous Excel files and </w:t>
-      </w:r>
-      <w:r>
-        <w:rPr>
-          <w:bCs/>
-          <w:sz w:val="21"/>
-          <w:szCs w:val="21"/>
-        </w:rPr>
-        <w:t>d</w:t>
-      </w:r>
-      <w:r>
-        <w:rPr>
-          <w:bCs/>
-          <w:sz w:val="21"/>
-          <w:szCs w:val="21"/>
-        </w:rPr>
-        <w:t>atabases</w:t>
+        <w:t>Studied options trading, firm-related technology, and operations team functions in company-led classes</w:t>
       </w:r>
     </w:p>
     <w:p>
@@ -2467,23 +1707,7 @@
           <w:sz w:val="22"/>
           <w:szCs w:val="22"/>
         </w:rPr>
-        <w:t xml:space="preserve">The </w:t>
-      </w:r>
-      <w:r>
-        <w:rPr>
-          <w:bCs/>
-          <w:sz w:val="22"/>
-          <w:szCs w:val="22"/>
-        </w:rPr>
-        <w:t xml:space="preserve">University of Scranton </w:t>
-      </w:r>
-      <w:r>
-        <w:rPr>
-          <w:bCs/>
-          <w:sz w:val="22"/>
-          <w:szCs w:val="22"/>
-        </w:rPr>
-        <w:t xml:space="preserve">Student Government </w:t>
+        <w:t>The University of Scranton</w:t>
       </w:r>
       <w:r>
         <w:rPr>
@@ -2519,7 +1743,7 @@
           <w:szCs w:val="22"/>
           <w:u w:val="none"/>
         </w:rPr>
-        <w:t xml:space="preserve">Chief </w:t>
+        <w:t xml:space="preserve">Student Government </w:t>
       </w:r>
       <w:r>
         <w:rPr>
@@ -2531,7 +1755,7 @@
           <w:szCs w:val="22"/>
           <w:u w:val="none"/>
         </w:rPr>
-        <w:t>o</w:t>
+        <w:t>Chief of Staff</w:t>
       </w:r>
       <w:r>
         <w:rPr>
@@ -2543,7 +1767,7 @@
           <w:szCs w:val="22"/>
           <w:u w:val="none"/>
         </w:rPr>
-        <w:t>f Staff</w:t>
+        <w:tab/>
       </w:r>
       <w:r>
         <w:rPr>
@@ -2580,6 +1804,7 @@
           <w:u w:val="none"/>
         </w:rPr>
         <w:tab/>
+        <w:t xml:space="preserve">                            </w:t>
       </w:r>
       <w:r>
         <w:rPr>
@@ -2603,44 +1828,7 @@
           <w:szCs w:val="22"/>
           <w:u w:val="none"/>
         </w:rPr>
-        <w:tab/>
-      </w:r>
-      <w:r>
-        <w:rPr>
-          <w:b w:val="0"/>
-          <w:bCs/>
-          <w:i/>
-          <w:iCs/>
-          <w:sz w:val="22"/>
-          <w:szCs w:val="22"/>
-          <w:u w:val="none"/>
-        </w:rPr>
-        <w:tab/>
-      </w:r>
-      <w:r>
-        <w:rPr>
-          <w:b w:val="0"/>
-          <w:bCs/>
-          <w:i/>
-          <w:iCs/>
-          <w:sz w:val="22"/>
-          <w:szCs w:val="22"/>
-          <w:u w:val="none"/>
-        </w:rPr>
-        <w:tab/>
-        <w:t xml:space="preserve">                                       May 2022 – </w:t>
-      </w:r>
-      <w:r>
-        <w:rPr>
-          <w:b w:val="0"/>
-          <w:bCs/>
-          <w:i/>
-          <w:iCs/>
-          <w:sz w:val="22"/>
-          <w:szCs w:val="22"/>
-          <w:u w:val="none"/>
-        </w:rPr>
-        <w:t>May 2023</w:t>
+        <w:t>May 2022 – May 2023</w:t>
       </w:r>
     </w:p>
     <w:p>
@@ -2670,23 +1858,7 @@
           <w:sz w:val="22"/>
           <w:szCs w:val="22"/>
         </w:rPr>
-        <w:t xml:space="preserve">The </w:t>
-      </w:r>
-      <w:r>
-        <w:rPr>
-          <w:bCs/>
-          <w:sz w:val="22"/>
-          <w:szCs w:val="22"/>
-        </w:rPr>
-        <w:t xml:space="preserve">University of Scranton </w:t>
-      </w:r>
-      <w:r>
-        <w:rPr>
-          <w:bCs/>
-          <w:sz w:val="22"/>
-          <w:szCs w:val="22"/>
-        </w:rPr>
-        <w:t xml:space="preserve">Center for Student Engagement </w:t>
+        <w:t>The University of Scranton</w:t>
       </w:r>
       <w:r>
         <w:rPr>
@@ -2795,19 +1967,609 @@
           <w:u w:val="none"/>
         </w:rPr>
         <w:tab/>
-        <w:t xml:space="preserve">              October 2021 – </w:t>
-      </w:r>
-      <w:r>
-        <w:rPr>
-          <w:b w:val="0"/>
+        <w:t xml:space="preserve">              October 2021 – October 2022</w:t>
+      </w:r>
+    </w:p>
+    <w:p>
+      <w:pPr>
+        <w:ind w:left="0" w:firstLine="0"/>
+        <w:rPr>
+          <w:sz w:val="10"/>
+          <w:szCs w:val="14"/>
+          <w:lang w:bidi="ar-SA"/>
+        </w:rPr>
+      </w:pPr>
+    </w:p>
+    <w:p>
+      <w:pPr>
+        <w:ind w:left="0" w:firstLine="0"/>
+        <w:rPr>
+          <w:b/>
           <w:bCs/>
-          <w:i/>
-          <w:iCs/>
-          <w:sz w:val="22"/>
-          <w:szCs w:val="22"/>
-          <w:u w:val="none"/>
-        </w:rPr>
-        <w:t>October 2022</w:t>
+          <w:sz w:val="22"/>
+          <w:szCs w:val="22"/>
+          <w:u w:val="single"/>
+          <w:lang w:bidi="ar-SA"/>
+        </w:rPr>
+      </w:pPr>
+      <w:r>
+        <w:rPr>
+          <w:b/>
+          <w:bCs/>
+          <w:sz w:val="22"/>
+          <w:szCs w:val="22"/>
+          <w:u w:val="single"/>
+          <w:lang w:bidi="ar-SA"/>
+        </w:rPr>
+        <w:t>PROJECTS</w:t>
+      </w:r>
+    </w:p>
+    <w:p>
+      <w:pPr>
+        <w:pStyle w:val="ListParagraph"/>
+        <w:numPr>
+          <w:ilvl w:val="0"/>
+          <w:numId w:val="29"/>
+        </w:numPr>
+        <w:rPr>
+          <w:sz w:val="21"/>
+          <w:szCs w:val="21"/>
+          <w:lang w:bidi="ar-SA"/>
+        </w:rPr>
+      </w:pPr>
+      <w:r>
+        <w:rPr>
+          <w:sz w:val="21"/>
+          <w:szCs w:val="21"/>
+          <w:lang w:bidi="ar-SA"/>
+        </w:rPr>
+        <w:t xml:space="preserve">CLI Group Chat with Client-Server Communication </w:t>
+      </w:r>
+    </w:p>
+    <w:p>
+      <w:pPr>
+        <w:pStyle w:val="ListParagraph"/>
+        <w:numPr>
+          <w:ilvl w:val="1"/>
+          <w:numId w:val="29"/>
+        </w:numPr>
+        <w:rPr>
+          <w:sz w:val="21"/>
+          <w:szCs w:val="21"/>
+          <w:lang w:bidi="ar-SA"/>
+        </w:rPr>
+      </w:pPr>
+      <w:r>
+        <w:rPr>
+          <w:sz w:val="21"/>
+          <w:szCs w:val="21"/>
+          <w:lang w:bidi="ar-SA"/>
+        </w:rPr>
+        <w:t xml:space="preserve">Allowed multiple users to create accounts and log in to </w:t>
+      </w:r>
+      <w:r>
+        <w:rPr>
+          <w:sz w:val="21"/>
+          <w:szCs w:val="21"/>
+          <w:lang w:bidi="ar-SA"/>
+        </w:rPr>
+        <w:t xml:space="preserve">the </w:t>
+      </w:r>
+      <w:r>
+        <w:rPr>
+          <w:sz w:val="21"/>
+          <w:szCs w:val="21"/>
+          <w:lang w:bidi="ar-SA"/>
+        </w:rPr>
+        <w:t>application via FreeBSD Unix server</w:t>
+      </w:r>
+    </w:p>
+    <w:p>
+      <w:pPr>
+        <w:pStyle w:val="ListParagraph"/>
+        <w:numPr>
+          <w:ilvl w:val="1"/>
+          <w:numId w:val="29"/>
+        </w:numPr>
+        <w:rPr>
+          <w:sz w:val="21"/>
+          <w:szCs w:val="21"/>
+          <w:lang w:bidi="ar-SA"/>
+        </w:rPr>
+      </w:pPr>
+      <w:r>
+        <w:rPr>
+          <w:sz w:val="21"/>
+          <w:szCs w:val="21"/>
+          <w:lang w:bidi="ar-SA"/>
+        </w:rPr>
+        <w:t>Users could create, join, or leave a group and concurrently send and receive messages via posix threads in C</w:t>
+      </w:r>
+    </w:p>
+    <w:p>
+      <w:pPr>
+        <w:pStyle w:val="ListParagraph"/>
+        <w:numPr>
+          <w:ilvl w:val="0"/>
+          <w:numId w:val="29"/>
+        </w:numPr>
+        <w:rPr>
+          <w:sz w:val="21"/>
+          <w:szCs w:val="21"/>
+          <w:lang w:bidi="ar-SA"/>
+        </w:rPr>
+      </w:pPr>
+      <w:r>
+        <w:rPr>
+          <w:sz w:val="21"/>
+          <w:szCs w:val="21"/>
+          <w:lang w:bidi="ar-SA"/>
+        </w:rPr>
+        <w:t>Java-PostgreSQL Database Communication Application</w:t>
+      </w:r>
+    </w:p>
+    <w:p>
+      <w:pPr>
+        <w:pStyle w:val="ListParagraph"/>
+        <w:numPr>
+          <w:ilvl w:val="1"/>
+          <w:numId w:val="29"/>
+        </w:numPr>
+        <w:rPr>
+          <w:sz w:val="21"/>
+          <w:szCs w:val="21"/>
+          <w:lang w:bidi="ar-SA"/>
+        </w:rPr>
+      </w:pPr>
+      <w:r>
+        <w:rPr>
+          <w:sz w:val="21"/>
+          <w:szCs w:val="21"/>
+          <w:lang w:bidi="ar-SA"/>
+        </w:rPr>
+        <w:t>Allowed user to connect to a PostgreSQL database through a Java application</w:t>
+      </w:r>
+    </w:p>
+    <w:p>
+      <w:pPr>
+        <w:pStyle w:val="ListParagraph"/>
+        <w:numPr>
+          <w:ilvl w:val="1"/>
+          <w:numId w:val="29"/>
+        </w:numPr>
+        <w:rPr>
+          <w:sz w:val="21"/>
+          <w:szCs w:val="21"/>
+          <w:lang w:bidi="ar-SA"/>
+        </w:rPr>
+      </w:pPr>
+      <w:r>
+        <w:rPr>
+          <w:sz w:val="21"/>
+          <w:szCs w:val="21"/>
+          <w:lang w:bidi="ar-SA"/>
+        </w:rPr>
+        <w:t>Users could get formatted information and update the database</w:t>
+      </w:r>
+    </w:p>
+    <w:p>
+      <w:pPr>
+        <w:pStyle w:val="ListParagraph"/>
+        <w:numPr>
+          <w:ilvl w:val="0"/>
+          <w:numId w:val="29"/>
+        </w:numPr>
+        <w:rPr>
+          <w:sz w:val="21"/>
+          <w:szCs w:val="21"/>
+          <w:lang w:bidi="ar-SA"/>
+        </w:rPr>
+      </w:pPr>
+      <w:r>
+        <w:rPr>
+          <w:sz w:val="21"/>
+          <w:szCs w:val="21"/>
+          <w:lang w:bidi="ar-SA"/>
+        </w:rPr>
+        <w:t xml:space="preserve">Nand2Tetris Java Assembler for Assembly Language to Binary </w:t>
+      </w:r>
+    </w:p>
+    <w:p>
+      <w:pPr>
+        <w:pStyle w:val="ListParagraph"/>
+        <w:numPr>
+          <w:ilvl w:val="1"/>
+          <w:numId w:val="29"/>
+        </w:numPr>
+        <w:rPr>
+          <w:sz w:val="21"/>
+          <w:szCs w:val="21"/>
+          <w:lang w:bidi="ar-SA"/>
+        </w:rPr>
+      </w:pPr>
+      <w:r>
+        <w:rPr>
+          <w:sz w:val="21"/>
+          <w:szCs w:val="21"/>
+          <w:lang w:bidi="ar-SA"/>
+        </w:rPr>
+        <w:t xml:space="preserve">A two-pass assembler comprised of four Java classes that allowed users to </w:t>
+      </w:r>
+      <w:r>
+        <w:rPr>
+          <w:sz w:val="21"/>
+          <w:szCs w:val="21"/>
+          <w:lang w:bidi="ar-SA"/>
+        </w:rPr>
+        <w:t>input</w:t>
+      </w:r>
+      <w:r>
+        <w:rPr>
+          <w:sz w:val="21"/>
+          <w:szCs w:val="21"/>
+          <w:lang w:bidi="ar-SA"/>
+        </w:rPr>
+        <w:t xml:space="preserve"> an .asm file</w:t>
+      </w:r>
+    </w:p>
+    <w:p>
+      <w:pPr>
+        <w:pStyle w:val="ListParagraph"/>
+        <w:numPr>
+          <w:ilvl w:val="1"/>
+          <w:numId w:val="29"/>
+        </w:numPr>
+        <w:rPr>
+          <w:sz w:val="21"/>
+          <w:szCs w:val="21"/>
+          <w:lang w:bidi="ar-SA"/>
+        </w:rPr>
+      </w:pPr>
+      <w:r>
+        <w:rPr>
+          <w:sz w:val="21"/>
+          <w:szCs w:val="21"/>
+          <w:lang w:bidi="ar-SA"/>
+        </w:rPr>
+        <w:t>The program outputs a .hack file with the translated binary values via PrintWriter</w:t>
+      </w:r>
+    </w:p>
+    <w:p>
+      <w:pPr>
+        <w:pStyle w:val="ListParagraph"/>
+        <w:numPr>
+          <w:ilvl w:val="0"/>
+          <w:numId w:val="29"/>
+        </w:numPr>
+        <w:rPr>
+          <w:sz w:val="21"/>
+          <w:szCs w:val="21"/>
+          <w:lang w:bidi="ar-SA"/>
+        </w:rPr>
+      </w:pPr>
+      <w:r>
+        <w:rPr>
+          <w:sz w:val="21"/>
+          <w:szCs w:val="21"/>
+          <w:lang w:bidi="ar-SA"/>
+        </w:rPr>
+        <w:t>Multi-Threaded Job Scheduler for Unix</w:t>
+      </w:r>
+    </w:p>
+    <w:p>
+      <w:pPr>
+        <w:pStyle w:val="ListParagraph"/>
+        <w:numPr>
+          <w:ilvl w:val="1"/>
+          <w:numId w:val="29"/>
+        </w:numPr>
+        <w:rPr>
+          <w:sz w:val="21"/>
+          <w:szCs w:val="21"/>
+          <w:lang w:bidi="ar-SA"/>
+        </w:rPr>
+      </w:pPr>
+      <w:r>
+        <w:rPr>
+          <w:sz w:val="21"/>
+          <w:szCs w:val="21"/>
+          <w:lang w:bidi="ar-SA"/>
+        </w:rPr>
+        <w:t>This program operates in a command line interface on a FreeBSD Unix server</w:t>
+      </w:r>
+    </w:p>
+    <w:p>
+      <w:pPr>
+        <w:pStyle w:val="ListParagraph"/>
+        <w:numPr>
+          <w:ilvl w:val="1"/>
+          <w:numId w:val="29"/>
+        </w:numPr>
+        <w:rPr>
+          <w:sz w:val="21"/>
+          <w:szCs w:val="21"/>
+          <w:lang w:bidi="ar-SA"/>
+        </w:rPr>
+      </w:pPr>
+      <w:r>
+        <w:rPr>
+          <w:sz w:val="21"/>
+          <w:szCs w:val="21"/>
+          <w:lang w:bidi="ar-SA"/>
+        </w:rPr>
+        <w:t>Posix threads are utilized to run simultaneous scheduler and executer algorithms</w:t>
+      </w:r>
+    </w:p>
+    <w:p>
+      <w:pPr>
+        <w:ind w:left="0" w:firstLine="0"/>
+        <w:rPr>
+          <w:sz w:val="10"/>
+          <w:szCs w:val="10"/>
+          <w:lang w:bidi="ar-SA"/>
+        </w:rPr>
+      </w:pPr>
+    </w:p>
+    <w:p>
+      <w:pPr>
+        <w:ind w:left="0" w:firstLine="0"/>
+        <w:rPr>
+          <w:b/>
+          <w:bCs/>
+          <w:sz w:val="22"/>
+          <w:szCs w:val="22"/>
+          <w:u w:val="single"/>
+          <w:lang w:bidi="ar-SA"/>
+        </w:rPr>
+      </w:pPr>
+      <w:r>
+        <w:rPr>
+          <w:b/>
+          <w:bCs/>
+          <w:sz w:val="22"/>
+          <w:szCs w:val="22"/>
+          <w:u w:val="single"/>
+          <w:lang w:bidi="ar-SA"/>
+        </w:rPr>
+        <w:t>SKILLS AND TOOLS</w:t>
+      </w:r>
+    </w:p>
+    <w:p>
+      <w:pPr>
+        <w:pStyle w:val="ListParagraph"/>
+        <w:numPr>
+          <w:ilvl w:val="0"/>
+          <w:numId w:val="22"/>
+        </w:numPr>
+        <w:rPr>
+          <w:b/>
+          <w:bCs/>
+          <w:sz w:val="21"/>
+          <w:szCs w:val="21"/>
+          <w:lang w:bidi="ar-SA"/>
+        </w:rPr>
+      </w:pPr>
+      <w:r>
+        <w:rPr>
+          <w:b/>
+          <w:bCs/>
+          <w:sz w:val="21"/>
+          <w:szCs w:val="21"/>
+          <w:lang w:bidi="ar-SA"/>
+        </w:rPr>
+        <w:t xml:space="preserve">Programming Languages: </w:t>
+      </w:r>
+      <w:r>
+        <w:rPr>
+          <w:sz w:val="21"/>
+          <w:szCs w:val="21"/>
+          <w:lang w:bidi="ar-SA"/>
+        </w:rPr>
+        <w:t>Java, C, Python</w:t>
+      </w:r>
+    </w:p>
+    <w:p>
+      <w:pPr>
+        <w:pStyle w:val="ListParagraph"/>
+        <w:numPr>
+          <w:ilvl w:val="0"/>
+          <w:numId w:val="22"/>
+        </w:numPr>
+        <w:rPr>
+          <w:b/>
+          <w:bCs/>
+          <w:sz w:val="21"/>
+          <w:szCs w:val="21"/>
+          <w:lang w:bidi="ar-SA"/>
+        </w:rPr>
+      </w:pPr>
+      <w:r>
+        <w:rPr>
+          <w:b/>
+          <w:bCs/>
+          <w:sz w:val="21"/>
+          <w:szCs w:val="21"/>
+          <w:lang w:bidi="ar-SA"/>
+        </w:rPr>
+        <w:t xml:space="preserve">Web Technologies: </w:t>
+      </w:r>
+      <w:r>
+        <w:rPr>
+          <w:sz w:val="21"/>
+          <w:szCs w:val="21"/>
+          <w:lang w:bidi="ar-SA"/>
+        </w:rPr>
+        <w:t>HTML, CSS (Bootstrap), JavaScript</w:t>
+      </w:r>
+    </w:p>
+    <w:p>
+      <w:pPr>
+        <w:pStyle w:val="ListParagraph"/>
+        <w:numPr>
+          <w:ilvl w:val="0"/>
+          <w:numId w:val="22"/>
+        </w:numPr>
+        <w:rPr>
+          <w:b/>
+          <w:bCs/>
+          <w:sz w:val="21"/>
+          <w:szCs w:val="21"/>
+          <w:lang w:bidi="ar-SA"/>
+        </w:rPr>
+      </w:pPr>
+      <w:r>
+        <w:rPr>
+          <w:b/>
+          <w:bCs/>
+          <w:sz w:val="21"/>
+          <w:szCs w:val="21"/>
+          <w:lang w:bidi="ar-SA"/>
+        </w:rPr>
+        <w:t xml:space="preserve">Database Management: </w:t>
+      </w:r>
+      <w:r>
+        <w:rPr>
+          <w:sz w:val="21"/>
+          <w:szCs w:val="21"/>
+          <w:lang w:bidi="ar-SA"/>
+        </w:rPr>
+        <w:t>PostgreSQL, Oracle SQL, MySQL</w:t>
+      </w:r>
+    </w:p>
+    <w:p>
+      <w:pPr>
+        <w:pStyle w:val="ListParagraph"/>
+        <w:numPr>
+          <w:ilvl w:val="0"/>
+          <w:numId w:val="22"/>
+        </w:numPr>
+        <w:rPr>
+          <w:b/>
+          <w:bCs/>
+          <w:sz w:val="21"/>
+          <w:szCs w:val="21"/>
+          <w:lang w:bidi="ar-SA"/>
+        </w:rPr>
+      </w:pPr>
+      <w:r>
+        <w:rPr>
+          <w:b/>
+          <w:bCs/>
+          <w:sz w:val="21"/>
+          <w:szCs w:val="21"/>
+          <w:lang w:bidi="ar-SA"/>
+        </w:rPr>
+        <w:t xml:space="preserve">Frameworks and IDEs: </w:t>
+      </w:r>
+      <w:r>
+        <w:rPr>
+          <w:sz w:val="21"/>
+          <w:szCs w:val="21"/>
+          <w:lang w:bidi="ar-SA"/>
+        </w:rPr>
+        <w:t>Spring (Spring Boot), Eclipse, Visual Studio Code</w:t>
+      </w:r>
+    </w:p>
+    <w:p>
+      <w:pPr>
+        <w:pStyle w:val="ListParagraph"/>
+        <w:numPr>
+          <w:ilvl w:val="0"/>
+          <w:numId w:val="22"/>
+        </w:numPr>
+        <w:rPr>
+          <w:b/>
+          <w:bCs/>
+          <w:sz w:val="21"/>
+          <w:szCs w:val="21"/>
+          <w:lang w:bidi="ar-SA"/>
+        </w:rPr>
+      </w:pPr>
+      <w:r>
+        <w:rPr>
+          <w:b/>
+          <w:bCs/>
+          <w:sz w:val="21"/>
+          <w:szCs w:val="21"/>
+          <w:lang w:bidi="ar-SA"/>
+        </w:rPr>
+        <w:t xml:space="preserve">Version Control: </w:t>
+      </w:r>
+      <w:r>
+        <w:rPr>
+          <w:sz w:val="21"/>
+          <w:szCs w:val="21"/>
+          <w:lang w:bidi="ar-SA"/>
+        </w:rPr>
+        <w:t>Git, GitHub, GitLab</w:t>
+      </w:r>
+    </w:p>
+    <w:p>
+      <w:pPr>
+        <w:pStyle w:val="ListParagraph"/>
+        <w:numPr>
+          <w:ilvl w:val="0"/>
+          <w:numId w:val="22"/>
+        </w:numPr>
+        <w:rPr>
+          <w:b/>
+          <w:bCs/>
+          <w:sz w:val="21"/>
+          <w:szCs w:val="21"/>
+          <w:lang w:bidi="ar-SA"/>
+        </w:rPr>
+      </w:pPr>
+      <w:r>
+        <w:rPr>
+          <w:b/>
+          <w:bCs/>
+          <w:sz w:val="21"/>
+          <w:szCs w:val="21"/>
+          <w:lang w:bidi="ar-SA"/>
+        </w:rPr>
+        <w:t xml:space="preserve">Containerization: </w:t>
+      </w:r>
+      <w:r>
+        <w:rPr>
+          <w:sz w:val="21"/>
+          <w:szCs w:val="21"/>
+          <w:lang w:bidi="ar-SA"/>
+        </w:rPr>
+        <w:t>Docker (used for JDBC integration and containerization)</w:t>
+      </w:r>
+    </w:p>
+    <w:p>
+      <w:pPr>
+        <w:pStyle w:val="ListParagraph"/>
+        <w:numPr>
+          <w:ilvl w:val="0"/>
+          <w:numId w:val="22"/>
+        </w:numPr>
+        <w:rPr>
+          <w:b/>
+          <w:bCs/>
+          <w:sz w:val="21"/>
+          <w:szCs w:val="21"/>
+          <w:lang w:bidi="ar-SA"/>
+        </w:rPr>
+      </w:pPr>
+      <w:r>
+        <w:rPr>
+          <w:b/>
+          <w:bCs/>
+          <w:sz w:val="21"/>
+          <w:szCs w:val="21"/>
+          <w:lang w:bidi="ar-SA"/>
+        </w:rPr>
+        <w:t xml:space="preserve">Other Tools: </w:t>
+      </w:r>
+      <w:r>
+        <w:rPr>
+          <w:sz w:val="21"/>
+          <w:szCs w:val="21"/>
+          <w:lang w:bidi="ar-SA"/>
+        </w:rPr>
+        <w:t>VBA (Visual Basic), Microsoft Office, Google Workspace</w:t>
       </w:r>
     </w:p>
     <w:sectPr>
@@ -2820,7 +2582,7 @@
 </file>
 
 <file path=word/endnotes.xml><?xml version="1.0" encoding="utf-8"?>
-<w:endnotes xmlns:wpc="http://schemas.microsoft.com/office/word/2010/wordprocessingCanvas" xmlns:cx="http://schemas.microsoft.com/office/drawing/2014/chartex" xmlns:cx1="http://schemas.microsoft.com/office/drawing/2015/9/8/chartex" xmlns:cx2="http://schemas.microsoft.com/office/drawing/2015/10/21/chartex" xmlns:cx3="http://schemas.microsoft.com/office/drawing/2016/5/9/chartex" xmlns:cx4="http://schemas.microsoft.com/office/drawing/2016/5/10/chartex" xmlns:cx5="http://schemas.microsoft.com/office/drawing/2016/5/11/chartex" xmlns:cx6="http://schemas.microsoft.com/office/drawing/2016/5/12/chartex" xmlns:cx7="http://schemas.microsoft.com/office/drawing/2016/5/13/chartex" xmlns:cx8="http://schemas.microsoft.com/office/drawing/2016/5/14/chartex" xmlns:mc="http://schemas.openxmlformats.org/markup-compatibility/2006" xmlns:aink="http://schemas.microsoft.com/office/drawing/2016/ink" xmlns:am3d="http://schemas.microsoft.com/office/drawing/2017/model3d" xmlns:o="urn:schemas-microsoft-com:office:office" xmlns:oel="http://schemas.microsoft.com/office/2019/extlst" xmlns:r="http://schemas.openxmlformats.org/officeDocument/2006/relationships" xmlns:m="http://schemas.openxmlformats.org/officeDocument/2006/math" xmlns:v="urn:schemas-microsoft-com:vml" xmlns:wp14="http://schemas.microsoft.com/office/word/2010/wordprocessingDrawing" xmlns:wp="http://schemas.openxmlformats.org/drawingml/2006/wordprocessingDrawing" xmlns:w10="urn:schemas-microsoft-com:office:word" xmlns:w="http://schemas.openxmlformats.org/wordprocessingml/2006/main" xmlns:w14="http://schemas.microsoft.com/office/word/2010/wordml" xmlns:w15="http://schemas.microsoft.com/office/word/2012/wordml" xmlns:w16cex="http://schemas.microsoft.com/office/word/2018/wordml/cex" xmlns:w16cid="http://schemas.microsoft.com/office/word/2016/wordml/cid" xmlns:w16="http://schemas.microsoft.com/office/word/2018/wordml" xmlns:w16sdtdh="http://schemas.microsoft.com/office/word/2020/wordml/sdtdatahash" xmlns:w16se="http://schemas.microsoft.com/office/word/2015/wordml/symex" xmlns:wpg="http://schemas.microsoft.com/office/word/2010/wordprocessingGroup" xmlns:wpi="http://schemas.microsoft.com/office/word/2010/wordprocessingInk" xmlns:wne="http://schemas.microsoft.com/office/word/2006/wordml" xmlns:wps="http://schemas.microsoft.com/office/word/2010/wordprocessingShape" mc:Ignorable="w14 w15 w16se w16cid w16 w16cex w16sdtdh wp14">
+<w:endnotes xmlns:wpc="http://schemas.microsoft.com/office/word/2010/wordprocessingCanvas" xmlns:cx="http://schemas.microsoft.com/office/drawing/2014/chartex" xmlns:cx1="http://schemas.microsoft.com/office/drawing/2015/9/8/chartex" xmlns:cx2="http://schemas.microsoft.com/office/drawing/2015/10/21/chartex" xmlns:cx3="http://schemas.microsoft.com/office/drawing/2016/5/9/chartex" xmlns:cx4="http://schemas.microsoft.com/office/drawing/2016/5/10/chartex" xmlns:cx5="http://schemas.microsoft.com/office/drawing/2016/5/11/chartex" xmlns:cx6="http://schemas.microsoft.com/office/drawing/2016/5/12/chartex" xmlns:cx7="http://schemas.microsoft.com/office/drawing/2016/5/13/chartex" xmlns:cx8="http://schemas.microsoft.com/office/drawing/2016/5/14/chartex" xmlns:mc="http://schemas.openxmlformats.org/markup-compatibility/2006" xmlns:aink="http://schemas.microsoft.com/office/drawing/2016/ink" xmlns:am3d="http://schemas.microsoft.com/office/drawing/2017/model3d" xmlns:o="urn:schemas-microsoft-com:office:office" xmlns:oel="http://schemas.microsoft.com/office/2019/extlst" xmlns:r="http://schemas.openxmlformats.org/officeDocument/2006/relationships" xmlns:m="http://schemas.openxmlformats.org/officeDocument/2006/math" xmlns:v="urn:schemas-microsoft-com:vml" xmlns:wp14="http://schemas.microsoft.com/office/word/2010/wordprocessingDrawing" xmlns:wp="http://schemas.openxmlformats.org/drawingml/2006/wordprocessingDrawing" xmlns:w10="urn:schemas-microsoft-com:office:word" xmlns:w="http://schemas.openxmlformats.org/wordprocessingml/2006/main" xmlns:w14="http://schemas.microsoft.com/office/word/2010/wordml" xmlns:w15="http://schemas.microsoft.com/office/word/2012/wordml" xmlns:w16cex="http://schemas.microsoft.com/office/word/2018/wordml/cex" xmlns:w16cid="http://schemas.microsoft.com/office/word/2016/wordml/cid" xmlns:w16="http://schemas.microsoft.com/office/word/2018/wordml" xmlns:w16du="http://schemas.microsoft.com/office/word/2023/wordml/word16du" xmlns:w16sdtdh="http://schemas.microsoft.com/office/word/2020/wordml/sdtdatahash" xmlns:w16se="http://schemas.microsoft.com/office/word/2015/wordml/symex" xmlns:wpg="http://schemas.microsoft.com/office/word/2010/wordprocessingGroup" xmlns:wpi="http://schemas.microsoft.com/office/word/2010/wordprocessingInk" xmlns:wne="http://schemas.microsoft.com/office/word/2006/wordml" xmlns:wps="http://schemas.microsoft.com/office/word/2010/wordprocessingShape" mc:Ignorable="w14 w15 w16se w16cid w16 w16cex w16sdtdh w16du wp14">
   <w:endnote w:type="separator" w:id="-1">
     <w:p>
       <w:pPr>
@@ -2845,7 +2607,7 @@
 </file>
 
 <file path=word/footnotes.xml><?xml version="1.0" encoding="utf-8"?>
-<w:footnotes xmlns:wpc="http://schemas.microsoft.com/office/word/2010/wordprocessingCanvas" xmlns:cx="http://schemas.microsoft.com/office/drawing/2014/chartex" xmlns:cx1="http://schemas.microsoft.com/office/drawing/2015/9/8/chartex" xmlns:cx2="http://schemas.microsoft.com/office/drawing/2015/10/21/chartex" xmlns:cx3="http://schemas.microsoft.com/office/drawing/2016/5/9/chartex" xmlns:cx4="http://schemas.microsoft.com/office/drawing/2016/5/10/chartex" xmlns:cx5="http://schemas.microsoft.com/office/drawing/2016/5/11/chartex" xmlns:cx6="http://schemas.microsoft.com/office/drawing/2016/5/12/chartex" xmlns:cx7="http://schemas.microsoft.com/office/drawing/2016/5/13/chartex" xmlns:cx8="http://schemas.microsoft.com/office/drawing/2016/5/14/chartex" xmlns:mc="http://schemas.openxmlformats.org/markup-compatibility/2006" xmlns:aink="http://schemas.microsoft.com/office/drawing/2016/ink" xmlns:am3d="http://schemas.microsoft.com/office/drawing/2017/model3d" xmlns:o="urn:schemas-microsoft-com:office:office" xmlns:oel="http://schemas.microsoft.com/office/2019/extlst" xmlns:r="http://schemas.openxmlformats.org/officeDocument/2006/relationships" xmlns:m="http://schemas.openxmlformats.org/officeDocument/2006/math" xmlns:v="urn:schemas-microsoft-com:vml" xmlns:wp14="http://schemas.microsoft.com/office/word/2010/wordprocessingDrawing" xmlns:wp="http://schemas.openxmlformats.org/drawingml/2006/wordprocessingDrawing" xmlns:w10="urn:schemas-microsoft-com:office:word" xmlns:w="http://schemas.openxmlformats.org/wordprocessingml/2006/main" xmlns:w14="http://schemas.microsoft.com/office/word/2010/wordml" xmlns:w15="http://schemas.microsoft.com/office/word/2012/wordml" xmlns:w16cex="http://schemas.microsoft.com/office/word/2018/wordml/cex" xmlns:w16cid="http://schemas.microsoft.com/office/word/2016/wordml/cid" xmlns:w16="http://schemas.microsoft.com/office/word/2018/wordml" xmlns:w16sdtdh="http://schemas.microsoft.com/office/word/2020/wordml/sdtdatahash" xmlns:w16se="http://schemas.microsoft.com/office/word/2015/wordml/symex" xmlns:wpg="http://schemas.microsoft.com/office/word/2010/wordprocessingGroup" xmlns:wpi="http://schemas.microsoft.com/office/word/2010/wordprocessingInk" xmlns:wne="http://schemas.microsoft.com/office/word/2006/wordml" xmlns:wps="http://schemas.microsoft.com/office/word/2010/wordprocessingShape" mc:Ignorable="w14 w15 w16se w16cid w16 w16cex w16sdtdh wp14">
+<w:footnotes xmlns:wpc="http://schemas.microsoft.com/office/word/2010/wordprocessingCanvas" xmlns:cx="http://schemas.microsoft.com/office/drawing/2014/chartex" xmlns:cx1="http://schemas.microsoft.com/office/drawing/2015/9/8/chartex" xmlns:cx2="http://schemas.microsoft.com/office/drawing/2015/10/21/chartex" xmlns:cx3="http://schemas.microsoft.com/office/drawing/2016/5/9/chartex" xmlns:cx4="http://schemas.microsoft.com/office/drawing/2016/5/10/chartex" xmlns:cx5="http://schemas.microsoft.com/office/drawing/2016/5/11/chartex" xmlns:cx6="http://schemas.microsoft.com/office/drawing/2016/5/12/chartex" xmlns:cx7="http://schemas.microsoft.com/office/drawing/2016/5/13/chartex" xmlns:cx8="http://schemas.microsoft.com/office/drawing/2016/5/14/chartex" xmlns:mc="http://schemas.openxmlformats.org/markup-compatibility/2006" xmlns:aink="http://schemas.microsoft.com/office/drawing/2016/ink" xmlns:am3d="http://schemas.microsoft.com/office/drawing/2017/model3d" xmlns:o="urn:schemas-microsoft-com:office:office" xmlns:oel="http://schemas.microsoft.com/office/2019/extlst" xmlns:r="http://schemas.openxmlformats.org/officeDocument/2006/relationships" xmlns:m="http://schemas.openxmlformats.org/officeDocument/2006/math" xmlns:v="urn:schemas-microsoft-com:vml" xmlns:wp14="http://schemas.microsoft.com/office/word/2010/wordprocessingDrawing" xmlns:wp="http://schemas.openxmlformats.org/drawingml/2006/wordprocessingDrawing" xmlns:w10="urn:schemas-microsoft-com:office:word" xmlns:w="http://schemas.openxmlformats.org/wordprocessingml/2006/main" xmlns:w14="http://schemas.microsoft.com/office/word/2010/wordml" xmlns:w15="http://schemas.microsoft.com/office/word/2012/wordml" xmlns:w16cex="http://schemas.microsoft.com/office/word/2018/wordml/cex" xmlns:w16cid="http://schemas.microsoft.com/office/word/2016/wordml/cid" xmlns:w16="http://schemas.microsoft.com/office/word/2018/wordml" xmlns:w16du="http://schemas.microsoft.com/office/word/2023/wordml/word16du" xmlns:w16sdtdh="http://schemas.microsoft.com/office/word/2020/wordml/sdtdatahash" xmlns:w16se="http://schemas.microsoft.com/office/word/2015/wordml/symex" xmlns:wpg="http://schemas.microsoft.com/office/word/2010/wordprocessingGroup" xmlns:wpi="http://schemas.microsoft.com/office/word/2010/wordprocessingInk" xmlns:wne="http://schemas.microsoft.com/office/word/2006/wordml" xmlns:wps="http://schemas.microsoft.com/office/word/2010/wordprocessingShape" mc:Ignorable="w14 w15 w16se w16cid w16 w16cex w16sdtdh w16du wp14">
   <w:footnote w:type="separator" w:id="-1">
     <w:p>
       <w:pPr>
@@ -2870,7 +2632,7 @@
 </file>
 
 <file path=word/numbering.xml><?xml version="1.0" encoding="utf-8"?>
-<w:numbering xmlns:wpc="http://schemas.microsoft.com/office/word/2010/wordprocessingCanvas" xmlns:cx="http://schemas.microsoft.com/office/drawing/2014/chartex" xmlns:cx1="http://schemas.microsoft.com/office/drawing/2015/9/8/chartex" xmlns:cx2="http://schemas.microsoft.com/office/drawing/2015/10/21/chartex" xmlns:cx3="http://schemas.microsoft.com/office/drawing/2016/5/9/chartex" xmlns:cx4="http://schemas.microsoft.com/office/drawing/2016/5/10/chartex" xmlns:cx5="http://schemas.microsoft.com/office/drawing/2016/5/11/chartex" xmlns:cx6="http://schemas.microsoft.com/office/drawing/2016/5/12/chartex" xmlns:cx7="http://schemas.microsoft.com/office/drawing/2016/5/13/chartex" xmlns:cx8="http://schemas.microsoft.com/office/drawing/2016/5/14/chartex" xmlns:mc="http://schemas.openxmlformats.org/markup-compatibility/2006" xmlns:aink="http://schemas.microsoft.com/office/drawing/2016/ink" xmlns:am3d="http://schemas.microsoft.com/office/drawing/2017/model3d" xmlns:o="urn:schemas-microsoft-com:office:office" xmlns:oel="http://schemas.microsoft.com/office/2019/extlst" xmlns:r="http://schemas.openxmlformats.org/officeDocument/2006/relationships" xmlns:m="http://schemas.openxmlformats.org/officeDocument/2006/math" xmlns:v="urn:schemas-microsoft-com:vml" xmlns:wp14="http://schemas.microsoft.com/office/word/2010/wordprocessingDrawing" xmlns:wp="http://schemas.openxmlformats.org/drawingml/2006/wordprocessingDrawing" xmlns:w10="urn:schemas-microsoft-com:office:word" xmlns:w="http://schemas.openxmlformats.org/wordprocessingml/2006/main" xmlns:w14="http://schemas.microsoft.com/office/word/2010/wordml" xmlns:w15="http://schemas.microsoft.com/office/word/2012/wordml" xmlns:w16cex="http://schemas.microsoft.com/office/word/2018/wordml/cex" xmlns:w16cid="http://schemas.microsoft.com/office/word/2016/wordml/cid" xmlns:w16="http://schemas.microsoft.com/office/word/2018/wordml" xmlns:w16sdtdh="http://schemas.microsoft.com/office/word/2020/wordml/sdtdatahash" xmlns:w16se="http://schemas.microsoft.com/office/word/2015/wordml/symex" xmlns:wpg="http://schemas.microsoft.com/office/word/2010/wordprocessingGroup" xmlns:wpi="http://schemas.microsoft.com/office/word/2010/wordprocessingInk" xmlns:wne="http://schemas.microsoft.com/office/word/2006/wordml" xmlns:wps="http://schemas.microsoft.com/office/word/2010/wordprocessingShape" mc:Ignorable="w14 w15 w16se w16cid w16 w16cex w16sdtdh wp14">
+<w:numbering xmlns:wpc="http://schemas.microsoft.com/office/word/2010/wordprocessingCanvas" xmlns:cx="http://schemas.microsoft.com/office/drawing/2014/chartex" xmlns:cx1="http://schemas.microsoft.com/office/drawing/2015/9/8/chartex" xmlns:cx2="http://schemas.microsoft.com/office/drawing/2015/10/21/chartex" xmlns:cx3="http://schemas.microsoft.com/office/drawing/2016/5/9/chartex" xmlns:cx4="http://schemas.microsoft.com/office/drawing/2016/5/10/chartex" xmlns:cx5="http://schemas.microsoft.com/office/drawing/2016/5/11/chartex" xmlns:cx6="http://schemas.microsoft.com/office/drawing/2016/5/12/chartex" xmlns:cx7="http://schemas.microsoft.com/office/drawing/2016/5/13/chartex" xmlns:cx8="http://schemas.microsoft.com/office/drawing/2016/5/14/chartex" xmlns:mc="http://schemas.openxmlformats.org/markup-compatibility/2006" xmlns:aink="http://schemas.microsoft.com/office/drawing/2016/ink" xmlns:am3d="http://schemas.microsoft.com/office/drawing/2017/model3d" xmlns:o="urn:schemas-microsoft-com:office:office" xmlns:oel="http://schemas.microsoft.com/office/2019/extlst" xmlns:r="http://schemas.openxmlformats.org/officeDocument/2006/relationships" xmlns:m="http://schemas.openxmlformats.org/officeDocument/2006/math" xmlns:v="urn:schemas-microsoft-com:vml" xmlns:wp14="http://schemas.microsoft.com/office/word/2010/wordprocessingDrawing" xmlns:wp="http://schemas.openxmlformats.org/drawingml/2006/wordprocessingDrawing" xmlns:w10="urn:schemas-microsoft-com:office:word" xmlns:w="http://schemas.openxmlformats.org/wordprocessingml/2006/main" xmlns:w14="http://schemas.microsoft.com/office/word/2010/wordml" xmlns:w15="http://schemas.microsoft.com/office/word/2012/wordml" xmlns:w16cex="http://schemas.microsoft.com/office/word/2018/wordml/cex" xmlns:w16cid="http://schemas.microsoft.com/office/word/2016/wordml/cid" xmlns:w16="http://schemas.microsoft.com/office/word/2018/wordml" xmlns:w16du="http://schemas.microsoft.com/office/word/2023/wordml/word16du" xmlns:w16sdtdh="http://schemas.microsoft.com/office/word/2020/wordml/sdtdatahash" xmlns:w16se="http://schemas.microsoft.com/office/word/2015/wordml/symex" xmlns:wpg="http://schemas.microsoft.com/office/word/2010/wordprocessingGroup" xmlns:wpi="http://schemas.microsoft.com/office/word/2010/wordprocessingInk" xmlns:wne="http://schemas.microsoft.com/office/word/2006/wordml" xmlns:wps="http://schemas.microsoft.com/office/word/2010/wordprocessingShape" mc:Ignorable="w14 w15 w16se w16cid w16 w16cex w16sdtdh w16du wp14">
   <w:abstractNum w:abstractNumId="0" w15:restartNumberingAfterBreak="0">
     <w:nsid w:val="08D578B4"/>
     <w:multiLevelType w:val="hybridMultilevel"/>
@@ -3754,6 +3516,119 @@
     </w:lvl>
   </w:abstractNum>
   <w:abstractNum w:abstractNumId="6" w15:restartNumberingAfterBreak="0">
+    <w:nsid w:val="30184D84"/>
+    <w:multiLevelType w:val="hybridMultilevel"/>
+    <w:tmpl w:val="EC565994"/>
+    <w:lvl w:ilvl="0" w:tplc="04090001">
+      <w:start w:val="1"/>
+      <w:numFmt w:val="bullet"/>
+      <w:lvlText w:val=""/>
+      <w:lvlJc w:val="left"/>
+      <w:pPr>
+        <w:ind w:left="720" w:hanging="360"/>
+      </w:pPr>
+      <w:rPr>
+        <w:rFonts w:ascii="Symbol" w:hAnsi="Symbol" w:hint="default"/>
+      </w:rPr>
+    </w:lvl>
+    <w:lvl w:ilvl="1" w:tplc="04090003" w:tentative="1">
+      <w:start w:val="1"/>
+      <w:numFmt w:val="bullet"/>
+      <w:lvlText w:val="o"/>
+      <w:lvlJc w:val="left"/>
+      <w:pPr>
+        <w:ind w:left="1440" w:hanging="360"/>
+      </w:pPr>
+      <w:rPr>
+        <w:rFonts w:ascii="Courier New" w:hAnsi="Courier New" w:cs="Courier New" w:hint="default"/>
+      </w:rPr>
+    </w:lvl>
+    <w:lvl w:ilvl="2" w:tplc="04090005" w:tentative="1">
+      <w:start w:val="1"/>
+      <w:numFmt w:val="bullet"/>
+      <w:lvlText w:val=""/>
+      <w:lvlJc w:val="left"/>
+      <w:pPr>
+        <w:ind w:left="2160" w:hanging="360"/>
+      </w:pPr>
+      <w:rPr>
+        <w:rFonts w:ascii="Wingdings" w:hAnsi="Wingdings" w:hint="default"/>
+      </w:rPr>
+    </w:lvl>
+    <w:lvl w:ilvl="3" w:tplc="04090001" w:tentative="1">
+      <w:start w:val="1"/>
+      <w:numFmt w:val="bullet"/>
+      <w:lvlText w:val=""/>
+      <w:lvlJc w:val="left"/>
+      <w:pPr>
+        <w:ind w:left="2880" w:hanging="360"/>
+      </w:pPr>
+      <w:rPr>
+        <w:rFonts w:ascii="Symbol" w:hAnsi="Symbol" w:hint="default"/>
+      </w:rPr>
+    </w:lvl>
+    <w:lvl w:ilvl="4" w:tplc="04090003" w:tentative="1">
+      <w:start w:val="1"/>
+      <w:numFmt w:val="bullet"/>
+      <w:lvlText w:val="o"/>
+      <w:lvlJc w:val="left"/>
+      <w:pPr>
+        <w:ind w:left="3600" w:hanging="360"/>
+      </w:pPr>
+      <w:rPr>
+        <w:rFonts w:ascii="Courier New" w:hAnsi="Courier New" w:cs="Courier New" w:hint="default"/>
+      </w:rPr>
+    </w:lvl>
+    <w:lvl w:ilvl="5" w:tplc="04090005" w:tentative="1">
+      <w:start w:val="1"/>
+      <w:numFmt w:val="bullet"/>
+      <w:lvlText w:val=""/>
+      <w:lvlJc w:val="left"/>
+      <w:pPr>
+        <w:ind w:left="4320" w:hanging="360"/>
+      </w:pPr>
+      <w:rPr>
+        <w:rFonts w:ascii="Wingdings" w:hAnsi="Wingdings" w:hint="default"/>
+      </w:rPr>
+    </w:lvl>
+    <w:lvl w:ilvl="6" w:tplc="04090001" w:tentative="1">
+      <w:start w:val="1"/>
+      <w:numFmt w:val="bullet"/>
+      <w:lvlText w:val=""/>
+      <w:lvlJc w:val="left"/>
+      <w:pPr>
+        <w:ind w:left="5040" w:hanging="360"/>
+      </w:pPr>
+      <w:rPr>
+        <w:rFonts w:ascii="Symbol" w:hAnsi="Symbol" w:hint="default"/>
+      </w:rPr>
+    </w:lvl>
+    <w:lvl w:ilvl="7" w:tplc="04090003" w:tentative="1">
+      <w:start w:val="1"/>
+      <w:numFmt w:val="bullet"/>
+      <w:lvlText w:val="o"/>
+      <w:lvlJc w:val="left"/>
+      <w:pPr>
+        <w:ind w:left="5760" w:hanging="360"/>
+      </w:pPr>
+      <w:rPr>
+        <w:rFonts w:ascii="Courier New" w:hAnsi="Courier New" w:cs="Courier New" w:hint="default"/>
+      </w:rPr>
+    </w:lvl>
+    <w:lvl w:ilvl="8" w:tplc="04090005" w:tentative="1">
+      <w:start w:val="1"/>
+      <w:numFmt w:val="bullet"/>
+      <w:lvlText w:val=""/>
+      <w:lvlJc w:val="left"/>
+      <w:pPr>
+        <w:ind w:left="6480" w:hanging="360"/>
+      </w:pPr>
+      <w:rPr>
+        <w:rFonts w:ascii="Wingdings" w:hAnsi="Wingdings" w:hint="default"/>
+      </w:rPr>
+    </w:lvl>
+  </w:abstractNum>
+  <w:abstractNum w:abstractNumId="7" w15:restartNumberingAfterBreak="0">
     <w:nsid w:val="321E7757"/>
     <w:multiLevelType w:val="hybridMultilevel"/>
     <w:tmpl w:val="5E44DF74"/>
@@ -3868,7 +3743,7 @@
       </w:rPr>
     </w:lvl>
   </w:abstractNum>
-  <w:abstractNum w:abstractNumId="7" w15:restartNumberingAfterBreak="0">
+  <w:abstractNum w:abstractNumId="8" w15:restartNumberingAfterBreak="0">
     <w:nsid w:val="36953F9C"/>
     <w:multiLevelType w:val="hybridMultilevel"/>
     <w:tmpl w:val="097C3A8E"/>
@@ -4080,7 +3955,7 @@
       </w:rPr>
     </w:lvl>
   </w:abstractNum>
-  <w:abstractNum w:abstractNumId="8" w15:restartNumberingAfterBreak="0">
+  <w:abstractNum w:abstractNumId="9" w15:restartNumberingAfterBreak="0">
     <w:nsid w:val="38C4713B"/>
     <w:multiLevelType w:val="hybridMultilevel"/>
     <w:tmpl w:val="6AC47E7E"/>
@@ -4193,7 +4068,7 @@
       </w:rPr>
     </w:lvl>
   </w:abstractNum>
-  <w:abstractNum w:abstractNumId="9" w15:restartNumberingAfterBreak="0">
+  <w:abstractNum w:abstractNumId="10" w15:restartNumberingAfterBreak="0">
     <w:nsid w:val="3CB9374A"/>
     <w:multiLevelType w:val="hybridMultilevel"/>
     <w:tmpl w:val="B4C44412"/>
@@ -4306,7 +4181,7 @@
       </w:rPr>
     </w:lvl>
   </w:abstractNum>
-  <w:abstractNum w:abstractNumId="10" w15:restartNumberingAfterBreak="0">
+  <w:abstractNum w:abstractNumId="11" w15:restartNumberingAfterBreak="0">
     <w:nsid w:val="44721BA1"/>
     <w:multiLevelType w:val="hybridMultilevel"/>
     <w:tmpl w:val="4DA2A2CE"/>
@@ -4419,7 +4294,7 @@
       </w:rPr>
     </w:lvl>
   </w:abstractNum>
-  <w:abstractNum w:abstractNumId="11" w15:restartNumberingAfterBreak="0">
+  <w:abstractNum w:abstractNumId="12" w15:restartNumberingAfterBreak="0">
     <w:nsid w:val="45D54A5C"/>
     <w:multiLevelType w:val="hybridMultilevel"/>
     <w:tmpl w:val="8F9E2F1A"/>
@@ -4534,7 +4409,7 @@
       </w:rPr>
     </w:lvl>
   </w:abstractNum>
-  <w:abstractNum w:abstractNumId="12" w15:restartNumberingAfterBreak="0">
+  <w:abstractNum w:abstractNumId="13" w15:restartNumberingAfterBreak="0">
     <w:nsid w:val="48505946"/>
     <w:multiLevelType w:val="hybridMultilevel"/>
     <w:tmpl w:val="1C44C1A0"/>
@@ -4649,7 +4524,7 @@
       </w:rPr>
     </w:lvl>
   </w:abstractNum>
-  <w:abstractNum w:abstractNumId="13" w15:restartNumberingAfterBreak="0">
+  <w:abstractNum w:abstractNumId="14" w15:restartNumberingAfterBreak="0">
     <w:nsid w:val="4B0536DC"/>
     <w:multiLevelType w:val="hybridMultilevel"/>
     <w:tmpl w:val="90F6A422"/>
@@ -4861,7 +4736,7 @@
       </w:rPr>
     </w:lvl>
   </w:abstractNum>
-  <w:abstractNum w:abstractNumId="14" w15:restartNumberingAfterBreak="0">
+  <w:abstractNum w:abstractNumId="15" w15:restartNumberingAfterBreak="0">
     <w:nsid w:val="4B596884"/>
     <w:multiLevelType w:val="hybridMultilevel"/>
     <w:tmpl w:val="DD0CAD10"/>
@@ -5073,7 +4948,7 @@
       </w:rPr>
     </w:lvl>
   </w:abstractNum>
-  <w:abstractNum w:abstractNumId="15" w15:restartNumberingAfterBreak="0">
+  <w:abstractNum w:abstractNumId="16" w15:restartNumberingAfterBreak="0">
     <w:nsid w:val="4C8F5126"/>
     <w:multiLevelType w:val="hybridMultilevel"/>
     <w:tmpl w:val="A84A8D0E"/>
@@ -5186,7 +5061,7 @@
       </w:rPr>
     </w:lvl>
   </w:abstractNum>
-  <w:abstractNum w:abstractNumId="16" w15:restartNumberingAfterBreak="0">
+  <w:abstractNum w:abstractNumId="17" w15:restartNumberingAfterBreak="0">
     <w:nsid w:val="4E8217A9"/>
     <w:multiLevelType w:val="hybridMultilevel"/>
     <w:tmpl w:val="D07CC0A8"/>
@@ -5299,7 +5174,7 @@
       </w:rPr>
     </w:lvl>
   </w:abstractNum>
-  <w:abstractNum w:abstractNumId="17" w15:restartNumberingAfterBreak="0">
+  <w:abstractNum w:abstractNumId="18" w15:restartNumberingAfterBreak="0">
     <w:nsid w:val="4F2D4105"/>
     <w:multiLevelType w:val="hybridMultilevel"/>
     <w:tmpl w:val="33E443BC"/>
@@ -5412,7 +5287,7 @@
       </w:rPr>
     </w:lvl>
   </w:abstractNum>
-  <w:abstractNum w:abstractNumId="18" w15:restartNumberingAfterBreak="0">
+  <w:abstractNum w:abstractNumId="19" w15:restartNumberingAfterBreak="0">
     <w:nsid w:val="503E3178"/>
     <w:multiLevelType w:val="hybridMultilevel"/>
     <w:tmpl w:val="0A942F22"/>
@@ -5624,7 +5499,7 @@
       </w:rPr>
     </w:lvl>
   </w:abstractNum>
-  <w:abstractNum w:abstractNumId="19" w15:restartNumberingAfterBreak="0">
+  <w:abstractNum w:abstractNumId="20" w15:restartNumberingAfterBreak="0">
     <w:nsid w:val="50517EC7"/>
     <w:multiLevelType w:val="hybridMultilevel"/>
     <w:tmpl w:val="F82EC52A"/>
@@ -5737,7 +5612,7 @@
       </w:rPr>
     </w:lvl>
   </w:abstractNum>
-  <w:abstractNum w:abstractNumId="20" w15:restartNumberingAfterBreak="0">
+  <w:abstractNum w:abstractNumId="21" w15:restartNumberingAfterBreak="0">
     <w:nsid w:val="543423FD"/>
     <w:multiLevelType w:val="hybridMultilevel"/>
     <w:tmpl w:val="CE3A13EE"/>
@@ -5852,7 +5727,7 @@
       </w:rPr>
     </w:lvl>
   </w:abstractNum>
-  <w:abstractNum w:abstractNumId="21" w15:restartNumberingAfterBreak="0">
+  <w:abstractNum w:abstractNumId="22" w15:restartNumberingAfterBreak="0">
     <w:nsid w:val="55974673"/>
     <w:multiLevelType w:val="hybridMultilevel"/>
     <w:tmpl w:val="4F282750"/>
@@ -5965,7 +5840,7 @@
       </w:rPr>
     </w:lvl>
   </w:abstractNum>
-  <w:abstractNum w:abstractNumId="22" w15:restartNumberingAfterBreak="0">
+  <w:abstractNum w:abstractNumId="23" w15:restartNumberingAfterBreak="0">
     <w:nsid w:val="5AAD64A9"/>
     <w:multiLevelType w:val="hybridMultilevel"/>
     <w:tmpl w:val="D07010A4"/>
@@ -6080,7 +5955,7 @@
       </w:rPr>
     </w:lvl>
   </w:abstractNum>
-  <w:abstractNum w:abstractNumId="23" w15:restartNumberingAfterBreak="0">
+  <w:abstractNum w:abstractNumId="24" w15:restartNumberingAfterBreak="0">
     <w:nsid w:val="5C154C3C"/>
     <w:multiLevelType w:val="hybridMultilevel"/>
     <w:tmpl w:val="AE56C0C4"/>
@@ -6193,7 +6068,7 @@
       </w:rPr>
     </w:lvl>
   </w:abstractNum>
-  <w:abstractNum w:abstractNumId="24" w15:restartNumberingAfterBreak="0">
+  <w:abstractNum w:abstractNumId="25" w15:restartNumberingAfterBreak="0">
     <w:nsid w:val="5F1B4DB3"/>
     <w:multiLevelType w:val="hybridMultilevel"/>
     <w:tmpl w:val="ED0ED804"/>
@@ -6306,7 +6181,7 @@
       </w:rPr>
     </w:lvl>
   </w:abstractNum>
-  <w:abstractNum w:abstractNumId="25" w15:restartNumberingAfterBreak="0">
+  <w:abstractNum w:abstractNumId="26" w15:restartNumberingAfterBreak="0">
     <w:nsid w:val="672F377D"/>
     <w:multiLevelType w:val="hybridMultilevel"/>
     <w:tmpl w:val="FC18AB46"/>
@@ -6421,7 +6296,7 @@
       </w:rPr>
     </w:lvl>
   </w:abstractNum>
-  <w:abstractNum w:abstractNumId="26" w15:restartNumberingAfterBreak="0">
+  <w:abstractNum w:abstractNumId="27" w15:restartNumberingAfterBreak="0">
     <w:nsid w:val="6C000061"/>
     <w:multiLevelType w:val="hybridMultilevel"/>
     <w:tmpl w:val="7D2A38FE"/>
@@ -6536,7 +6411,7 @@
       </w:rPr>
     </w:lvl>
   </w:abstractNum>
-  <w:abstractNum w:abstractNumId="27" w15:restartNumberingAfterBreak="0">
+  <w:abstractNum w:abstractNumId="28" w15:restartNumberingAfterBreak="0">
     <w:nsid w:val="6C2470EA"/>
     <w:multiLevelType w:val="hybridMultilevel"/>
     <w:tmpl w:val="FC66975C"/>
@@ -6649,7 +6524,7 @@
       </w:rPr>
     </w:lvl>
   </w:abstractNum>
-  <w:abstractNum w:abstractNumId="28" w15:restartNumberingAfterBreak="0">
+  <w:abstractNum w:abstractNumId="29" w15:restartNumberingAfterBreak="0">
     <w:nsid w:val="7031464D"/>
     <w:multiLevelType w:val="hybridMultilevel"/>
     <w:tmpl w:val="8BDACD30"/>
@@ -6762,7 +6637,7 @@
       </w:rPr>
     </w:lvl>
   </w:abstractNum>
-  <w:abstractNum w:abstractNumId="29" w15:restartNumberingAfterBreak="0">
+  <w:abstractNum w:abstractNumId="30" w15:restartNumberingAfterBreak="0">
     <w:nsid w:val="7C86613F"/>
     <w:multiLevelType w:val="hybridMultilevel"/>
     <w:tmpl w:val="D148550E"/>
@@ -6974,7 +6849,7 @@
       </w:rPr>
     </w:lvl>
   </w:abstractNum>
-  <w:abstractNum w:abstractNumId="30" w15:restartNumberingAfterBreak="0">
+  <w:abstractNum w:abstractNumId="31" w15:restartNumberingAfterBreak="0">
     <w:nsid w:val="7E677DE3"/>
     <w:multiLevelType w:val="hybridMultilevel"/>
     <w:tmpl w:val="88B059A4"/>
@@ -7088,28 +6963,28 @@
     </w:lvl>
   </w:abstractNum>
   <w:num w:numId="1" w16cid:durableId="1266645754">
-    <w:abstractNumId w:val="13"/>
+    <w:abstractNumId w:val="14"/>
   </w:num>
   <w:num w:numId="2" w16cid:durableId="1242443690">
     <w:abstractNumId w:val="4"/>
   </w:num>
   <w:num w:numId="3" w16cid:durableId="1746802132">
-    <w:abstractNumId w:val="18"/>
+    <w:abstractNumId w:val="19"/>
   </w:num>
   <w:num w:numId="4" w16cid:durableId="1501122192">
-    <w:abstractNumId w:val="14"/>
+    <w:abstractNumId w:val="15"/>
   </w:num>
   <w:num w:numId="5" w16cid:durableId="553393535">
-    <w:abstractNumId w:val="7"/>
+    <w:abstractNumId w:val="8"/>
   </w:num>
   <w:num w:numId="6" w16cid:durableId="972905855">
     <w:abstractNumId w:val="3"/>
   </w:num>
   <w:num w:numId="7" w16cid:durableId="2087729069">
-    <w:abstractNumId w:val="29"/>
+    <w:abstractNumId w:val="30"/>
   </w:num>
   <w:num w:numId="8" w16cid:durableId="1697927157">
-    <w:abstractNumId w:val="25"/>
+    <w:abstractNumId w:val="26"/>
   </w:num>
   <w:num w:numId="9" w16cid:durableId="300696791">
     <w:abstractNumId w:val="1"/>
@@ -7118,76 +6993,79 @@
     <w:abstractNumId w:val="5"/>
   </w:num>
   <w:num w:numId="11" w16cid:durableId="2022005401">
-    <w:abstractNumId w:val="9"/>
+    <w:abstractNumId w:val="10"/>
   </w:num>
   <w:num w:numId="12" w16cid:durableId="2006979947">
-    <w:abstractNumId w:val="26"/>
+    <w:abstractNumId w:val="27"/>
   </w:num>
   <w:num w:numId="13" w16cid:durableId="1271402311">
-    <w:abstractNumId w:val="6"/>
+    <w:abstractNumId w:val="7"/>
   </w:num>
   <w:num w:numId="14" w16cid:durableId="198592759">
-    <w:abstractNumId w:val="30"/>
+    <w:abstractNumId w:val="31"/>
   </w:num>
   <w:num w:numId="15" w16cid:durableId="1870683017">
-    <w:abstractNumId w:val="22"/>
+    <w:abstractNumId w:val="23"/>
   </w:num>
   <w:num w:numId="16" w16cid:durableId="693574839">
-    <w:abstractNumId w:val="20"/>
+    <w:abstractNumId w:val="21"/>
   </w:num>
   <w:num w:numId="17" w16cid:durableId="1394309871">
     <w:abstractNumId w:val="0"/>
   </w:num>
   <w:num w:numId="18" w16cid:durableId="1726443888">
-    <w:abstractNumId w:val="12"/>
+    <w:abstractNumId w:val="13"/>
   </w:num>
   <w:num w:numId="19" w16cid:durableId="1276064557">
     <w:abstractNumId w:val="2"/>
   </w:num>
   <w:num w:numId="20" w16cid:durableId="1237131578">
+    <w:abstractNumId w:val="12"/>
+  </w:num>
+  <w:num w:numId="21" w16cid:durableId="1408503521">
+    <w:abstractNumId w:val="22"/>
+  </w:num>
+  <w:num w:numId="22" w16cid:durableId="807279724">
+    <w:abstractNumId w:val="29"/>
+  </w:num>
+  <w:num w:numId="23" w16cid:durableId="809398412">
+    <w:abstractNumId w:val="17"/>
+  </w:num>
+  <w:num w:numId="24" w16cid:durableId="1953242719">
+    <w:abstractNumId w:val="28"/>
+  </w:num>
+  <w:num w:numId="25" w16cid:durableId="400716867">
+    <w:abstractNumId w:val="31"/>
+  </w:num>
+  <w:num w:numId="26" w16cid:durableId="1072266585">
+    <w:abstractNumId w:val="25"/>
+  </w:num>
+  <w:num w:numId="27" w16cid:durableId="95518466">
+    <w:abstractNumId w:val="20"/>
+  </w:num>
+  <w:num w:numId="28" w16cid:durableId="1660497077">
+    <w:abstractNumId w:val="24"/>
+  </w:num>
+  <w:num w:numId="29" w16cid:durableId="1277713892">
+    <w:abstractNumId w:val="9"/>
+  </w:num>
+  <w:num w:numId="30" w16cid:durableId="1479415283">
+    <w:abstractNumId w:val="16"/>
+  </w:num>
+  <w:num w:numId="31" w16cid:durableId="1125658044">
+    <w:abstractNumId w:val="18"/>
+  </w:num>
+  <w:num w:numId="32" w16cid:durableId="591278257">
     <w:abstractNumId w:val="11"/>
   </w:num>
-  <w:num w:numId="21" w16cid:durableId="1408503521">
-    <w:abstractNumId w:val="21"/>
-  </w:num>
-  <w:num w:numId="22" w16cid:durableId="807279724">
-    <w:abstractNumId w:val="28"/>
-  </w:num>
-  <w:num w:numId="23" w16cid:durableId="809398412">
-    <w:abstractNumId w:val="16"/>
-  </w:num>
-  <w:num w:numId="24" w16cid:durableId="1953242719">
-    <w:abstractNumId w:val="27"/>
-  </w:num>
-  <w:num w:numId="25" w16cid:durableId="400716867">
-    <w:abstractNumId w:val="30"/>
-  </w:num>
-  <w:num w:numId="26" w16cid:durableId="1072266585">
-    <w:abstractNumId w:val="24"/>
-  </w:num>
-  <w:num w:numId="27" w16cid:durableId="95518466">
-    <w:abstractNumId w:val="19"/>
-  </w:num>
-  <w:num w:numId="28" w16cid:durableId="1660497077">
-    <w:abstractNumId w:val="23"/>
-  </w:num>
-  <w:num w:numId="29" w16cid:durableId="1277713892">
-    <w:abstractNumId w:val="8"/>
-  </w:num>
-  <w:num w:numId="30" w16cid:durableId="1479415283">
-    <w:abstractNumId w:val="15"/>
-  </w:num>
-  <w:num w:numId="31" w16cid:durableId="1125658044">
-    <w:abstractNumId w:val="17"/>
-  </w:num>
-  <w:num w:numId="32" w16cid:durableId="591278257">
-    <w:abstractNumId w:val="10"/>
+  <w:num w:numId="33" w16cid:durableId="1114403428">
+    <w:abstractNumId w:val="6"/>
   </w:num>
 </w:numbering>
 </file>
 
 <file path=word/styles.xml><?xml version="1.0" encoding="utf-8"?>
-<w:styles xmlns:mc="http://schemas.openxmlformats.org/markup-compatibility/2006" xmlns:r="http://schemas.openxmlformats.org/officeDocument/2006/relationships" xmlns:w="http://schemas.openxmlformats.org/wordprocessingml/2006/main" xmlns:w14="http://schemas.microsoft.com/office/word/2010/wordml" xmlns:w15="http://schemas.microsoft.com/office/word/2012/wordml" xmlns:w16cex="http://schemas.microsoft.com/office/word/2018/wordml/cex" xmlns:w16cid="http://schemas.microsoft.com/office/word/2016/wordml/cid" xmlns:w16="http://schemas.microsoft.com/office/word/2018/wordml" xmlns:w16sdtdh="http://schemas.microsoft.com/office/word/2020/wordml/sdtdatahash" xmlns:w16se="http://schemas.microsoft.com/office/word/2015/wordml/symex" mc:Ignorable="w14 w15 w16se w16cid w16 w16cex w16sdtdh">
+<w:styles xmlns:mc="http://schemas.openxmlformats.org/markup-compatibility/2006" xmlns:r="http://schemas.openxmlformats.org/officeDocument/2006/relationships" xmlns:w="http://schemas.openxmlformats.org/wordprocessingml/2006/main" xmlns:w14="http://schemas.microsoft.com/office/word/2010/wordml" xmlns:w15="http://schemas.microsoft.com/office/word/2012/wordml" xmlns:w16cex="http://schemas.microsoft.com/office/word/2018/wordml/cex" xmlns:w16cid="http://schemas.microsoft.com/office/word/2016/wordml/cid" xmlns:w16="http://schemas.microsoft.com/office/word/2018/wordml" xmlns:w16du="http://schemas.microsoft.com/office/word/2023/wordml/word16du" xmlns:w16sdtdh="http://schemas.microsoft.com/office/word/2020/wordml/sdtdatahash" xmlns:w16se="http://schemas.microsoft.com/office/word/2015/wordml/symex" mc:Ignorable="w14 w15 w16se w16cid w16 w16cex w16sdtdh w16du">
   <w:docDefaults>
     <w:rPrDefault>
       <w:rPr>
@@ -7834,6 +7712,77 @@
       <w:u w:val="single"/>
     </w:rPr>
   </w:style>
+  <w:style w:type="character" w:styleId="CommentReference">
+    <w:name w:val="annotation reference"/>
+    <w:basedOn w:val="DefaultParagraphFont"/>
+    <w:uiPriority w:val="99"/>
+    <w:semiHidden/>
+    <w:unhideWhenUsed/>
+    <w:rsid w:val="00B035FE"/>
+    <w:rPr>
+      <w:sz w:val="16"/>
+      <w:szCs w:val="16"/>
+    </w:rPr>
+  </w:style>
+  <w:style w:type="paragraph" w:styleId="CommentText">
+    <w:name w:val="annotation text"/>
+    <w:basedOn w:val="Normal"/>
+    <w:link w:val="CommentTextChar"/>
+    <w:uiPriority w:val="99"/>
+    <w:unhideWhenUsed/>
+    <w:rsid w:val="00B035FE"/>
+    <w:pPr>
+      <w:spacing w:line="240" w:lineRule="auto"/>
+    </w:pPr>
+    <w:rPr>
+      <w:szCs w:val="20"/>
+    </w:rPr>
+  </w:style>
+  <w:style w:type="character" w:customStyle="1" w:styleId="CommentTextChar">
+    <w:name w:val="Comment Text Char"/>
+    <w:basedOn w:val="DefaultParagraphFont"/>
+    <w:link w:val="CommentText"/>
+    <w:uiPriority w:val="99"/>
+    <w:rsid w:val="00B035FE"/>
+    <w:rPr>
+      <w:rFonts w:ascii="Times New Roman" w:eastAsia="Times New Roman" w:hAnsi="Times New Roman" w:cs="Times New Roman"/>
+      <w:color w:val="000000"/>
+      <w:sz w:val="20"/>
+      <w:szCs w:val="20"/>
+      <w:lang w:bidi="en-US"/>
+    </w:rPr>
+  </w:style>
+  <w:style w:type="paragraph" w:styleId="CommentSubject">
+    <w:name w:val="annotation subject"/>
+    <w:basedOn w:val="CommentText"/>
+    <w:next w:val="CommentText"/>
+    <w:link w:val="CommentSubjectChar"/>
+    <w:uiPriority w:val="99"/>
+    <w:semiHidden/>
+    <w:unhideWhenUsed/>
+    <w:rsid w:val="00B035FE"/>
+    <w:rPr>
+      <w:b/>
+      <w:bCs/>
+    </w:rPr>
+  </w:style>
+  <w:style w:type="character" w:customStyle="1" w:styleId="CommentSubjectChar">
+    <w:name w:val="Comment Subject Char"/>
+    <w:basedOn w:val="CommentTextChar"/>
+    <w:link w:val="CommentSubject"/>
+    <w:uiPriority w:val="99"/>
+    <w:semiHidden/>
+    <w:rsid w:val="00B035FE"/>
+    <w:rPr>
+      <w:rFonts w:ascii="Times New Roman" w:eastAsia="Times New Roman" w:hAnsi="Times New Roman" w:cs="Times New Roman"/>
+      <w:b/>
+      <w:bCs/>
+      <w:color w:val="000000"/>
+      <w:sz w:val="20"/>
+      <w:szCs w:val="20"/>
+      <w:lang w:bidi="en-US"/>
+    </w:rPr>
+  </w:style>
 </w:styles>
 </file>
 
